--- a/SSU/SSU 4.1 - Rucno biranje komponenti.docx
+++ b/SSU/SSU 4.1 - Rucno biranje komponenti.docx
@@ -6,16 +6,50 @@
       <w:pPr>
         <w:jc w:val="center"/>
       </w:pPr>
-      <w:r>
-        <w:t>Elektrotehnički fakultet u Beogradu</w:t>
-      </w:r>
+      <w:proofErr w:type="spellStart"/>
+      <w:r>
+        <w:t>Elektrotehnički</w:t>
+      </w:r>
+      <w:proofErr w:type="spellEnd"/>
+      <w:r>
+        <w:t xml:space="preserve"> </w:t>
+      </w:r>
+      <w:proofErr w:type="spellStart"/>
+      <w:r>
+        <w:t>fakultet</w:t>
+      </w:r>
+      <w:proofErr w:type="spellEnd"/>
+      <w:r>
+        <w:t xml:space="preserve"> u </w:t>
+      </w:r>
+      <w:proofErr w:type="spellStart"/>
+      <w:r>
+        <w:t>Beogradu</w:t>
+      </w:r>
+      <w:proofErr w:type="spellEnd"/>
     </w:p>
     <w:p>
       <w:pPr>
         <w:jc w:val="center"/>
       </w:pPr>
       <w:r>
-        <w:t>Principi Softverskog Inženjerstva (SI3PSI)</w:t>
+        <w:t xml:space="preserve">Principi </w:t>
+      </w:r>
+      <w:proofErr w:type="spellStart"/>
+      <w:r>
+        <w:t>Softverskog</w:t>
+      </w:r>
+      <w:proofErr w:type="spellEnd"/>
+      <w:r>
+        <w:t xml:space="preserve"> </w:t>
+      </w:r>
+      <w:proofErr w:type="spellStart"/>
+      <w:r>
+        <w:t>Inženjerstva</w:t>
+      </w:r>
+      <w:proofErr w:type="spellEnd"/>
+      <w:r>
+        <w:t xml:space="preserve"> (SI3PSI)</w:t>
       </w:r>
     </w:p>
     <w:p/>
@@ -49,9 +83,83 @@
         </w:rPr>
         <w:br/>
       </w:r>
-      <w:r>
-        <w:t>Specifikacija slučaja upotrebe funkcionalnosti ručnog biranja komponenti pri kreiranju konfiguracije</w:t>
-      </w:r>
+      <w:proofErr w:type="spellStart"/>
+      <w:r>
+        <w:t>Specifikacija</w:t>
+      </w:r>
+      <w:proofErr w:type="spellEnd"/>
+      <w:r>
+        <w:t xml:space="preserve"> </w:t>
+      </w:r>
+      <w:proofErr w:type="spellStart"/>
+      <w:r>
+        <w:t>slučaja</w:t>
+      </w:r>
+      <w:proofErr w:type="spellEnd"/>
+      <w:r>
+        <w:t xml:space="preserve"> </w:t>
+      </w:r>
+      <w:proofErr w:type="spellStart"/>
+      <w:r>
+        <w:t>upotrebe</w:t>
+      </w:r>
+      <w:proofErr w:type="spellEnd"/>
+      <w:r>
+        <w:t xml:space="preserve"> </w:t>
+      </w:r>
+      <w:proofErr w:type="spellStart"/>
+      <w:r>
+        <w:t>funkcionalnosti</w:t>
+      </w:r>
+      <w:proofErr w:type="spellEnd"/>
+      <w:r>
+        <w:t xml:space="preserve"> </w:t>
+      </w:r>
+      <w:proofErr w:type="spellStart"/>
+      <w:r>
+        <w:t>ručnog</w:t>
+      </w:r>
+      <w:proofErr w:type="spellEnd"/>
+      <w:r>
+        <w:t xml:space="preserve"> </w:t>
+      </w:r>
+      <w:proofErr w:type="spellStart"/>
+      <w:r>
+        <w:t>biranja</w:t>
+      </w:r>
+      <w:proofErr w:type="spellEnd"/>
+      <w:r>
+        <w:t xml:space="preserve"> </w:t>
+      </w:r>
+      <w:proofErr w:type="spellStart"/>
+      <w:r>
+        <w:t>komponenti</w:t>
+      </w:r>
+      <w:proofErr w:type="spellEnd"/>
+      <w:r>
+        <w:t xml:space="preserve"> </w:t>
+      </w:r>
+      <w:proofErr w:type="spellStart"/>
+      <w:r>
+        <w:t>pri</w:t>
+      </w:r>
+      <w:proofErr w:type="spellEnd"/>
+      <w:r>
+        <w:t xml:space="preserve"> </w:t>
+      </w:r>
+      <w:proofErr w:type="spellStart"/>
+      <w:r>
+        <w:t>kreiranju</w:t>
+      </w:r>
+      <w:proofErr w:type="spellEnd"/>
+      <w:r>
+        <w:t xml:space="preserve"> </w:t>
+      </w:r>
+      <w:proofErr w:type="spellStart"/>
+      <w:r>
+        <w:t>konfiguracije</w:t>
+      </w:r>
+      <w:proofErr w:type="spellEnd"/>
     </w:p>
     <w:p/>
     <w:p>
@@ -65,12 +173,21 @@
           <w:lang w:val="sr-Latn-RS"/>
         </w:rPr>
       </w:pPr>
-      <w:r>
-        <w:rPr>
-          <w:b/>
-          <w:bCs/>
-        </w:rPr>
-        <w:t>Verzija 1.0</w:t>
+      <w:proofErr w:type="spellStart"/>
+      <w:r>
+        <w:rPr>
+          <w:b/>
+          <w:bCs/>
+        </w:rPr>
+        <w:t>Verzija</w:t>
+      </w:r>
+      <w:proofErr w:type="spellEnd"/>
+      <w:r>
+        <w:rPr>
+          <w:b/>
+          <w:bCs/>
+        </w:rPr>
+        <w:t xml:space="preserve"> 1.0</w:t>
       </w:r>
     </w:p>
     <w:p>
@@ -709,6 +826,7 @@
             <w:rPr>
               <w:rFonts w:asciiTheme="minorHAnsi" w:eastAsiaTheme="minorEastAsia" w:hAnsiTheme="minorHAnsi" w:cstheme="minorBidi"/>
               <w:noProof/>
+              <w:lang w:val="en-GB" w:eastAsia="en-GB"/>
               <w14:ligatures w14:val="standardContextual"/>
             </w:rPr>
           </w:pPr>
@@ -733,7 +851,7 @@
             </w:rPr>
             <w:fldChar w:fldCharType="separate"/>
           </w:r>
-          <w:hyperlink w:anchor="_Toc226806076" w:history="1">
+          <w:hyperlink w:anchor="_Toc227265612" w:history="1">
             <w:r>
               <w:rPr>
                 <w:rStyle w:val="Hyperlink"/>
@@ -748,6 +866,7 @@
               <w:rPr>
                 <w:rFonts w:asciiTheme="minorHAnsi" w:eastAsiaTheme="minorEastAsia" w:hAnsiTheme="minorHAnsi" w:cstheme="minorBidi"/>
                 <w:noProof/>
+                <w:lang w:val="en-GB" w:eastAsia="en-GB"/>
                 <w14:ligatures w14:val="standardContextual"/>
               </w:rPr>
               <w:tab/>
@@ -778,7 +897,7 @@
               <w:rPr>
                 <w:noProof/>
               </w:rPr>
-              <w:instrText xml:space="preserve"> PAGEREF _Toc226806076 \h </w:instrText>
+              <w:instrText xml:space="preserve"> PAGEREF _Toc227265612 \h </w:instrText>
             </w:r>
             <w:r>
               <w:rPr>
@@ -795,7 +914,7 @@
               <w:rPr>
                 <w:noProof/>
               </w:rPr>
-              <w:t>4</w:t>
+              <w:t>3</w:t>
             </w:r>
             <w:r>
               <w:rPr>
@@ -815,10 +934,11 @@
             <w:rPr>
               <w:rFonts w:asciiTheme="minorHAnsi" w:eastAsiaTheme="minorEastAsia" w:hAnsiTheme="minorHAnsi" w:cstheme="minorBidi"/>
               <w:noProof/>
+              <w:lang w:val="en-GB" w:eastAsia="en-GB"/>
               <w14:ligatures w14:val="standardContextual"/>
             </w:rPr>
           </w:pPr>
-          <w:hyperlink w:anchor="_Toc226806077" w:history="1">
+          <w:hyperlink w:anchor="_Toc227265613" w:history="1">
             <w:r>
               <w:rPr>
                 <w:rStyle w:val="Hyperlink"/>
@@ -832,6 +952,7 @@
               <w:rPr>
                 <w:rFonts w:asciiTheme="minorHAnsi" w:eastAsiaTheme="minorEastAsia" w:hAnsiTheme="minorHAnsi" w:cstheme="minorBidi"/>
                 <w:noProof/>
+                <w:lang w:val="en-GB" w:eastAsia="en-GB"/>
                 <w14:ligatures w14:val="standardContextual"/>
               </w:rPr>
               <w:tab/>
@@ -861,7 +982,7 @@
               <w:rPr>
                 <w:noProof/>
               </w:rPr>
-              <w:instrText xml:space="preserve"> PAGEREF _Toc226806077 \h </w:instrText>
+              <w:instrText xml:space="preserve"> PAGEREF _Toc227265613 \h </w:instrText>
             </w:r>
             <w:r>
               <w:rPr>
@@ -878,7 +999,7 @@
               <w:rPr>
                 <w:noProof/>
               </w:rPr>
-              <w:t>4</w:t>
+              <w:t>3</w:t>
             </w:r>
             <w:r>
               <w:rPr>
@@ -898,10 +1019,11 @@
             <w:rPr>
               <w:rFonts w:asciiTheme="minorHAnsi" w:eastAsiaTheme="minorEastAsia" w:hAnsiTheme="minorHAnsi" w:cstheme="minorBidi"/>
               <w:noProof/>
+              <w:lang w:val="en-GB" w:eastAsia="en-GB"/>
               <w14:ligatures w14:val="standardContextual"/>
             </w:rPr>
           </w:pPr>
-          <w:hyperlink w:anchor="_Toc226806078" w:history="1">
+          <w:hyperlink w:anchor="_Toc227265614" w:history="1">
             <w:r>
               <w:rPr>
                 <w:rStyle w:val="Hyperlink"/>
@@ -915,6 +1037,7 @@
               <w:rPr>
                 <w:rFonts w:asciiTheme="minorHAnsi" w:eastAsiaTheme="minorEastAsia" w:hAnsiTheme="minorHAnsi" w:cstheme="minorBidi"/>
                 <w:noProof/>
+                <w:lang w:val="en-GB" w:eastAsia="en-GB"/>
                 <w14:ligatures w14:val="standardContextual"/>
               </w:rPr>
               <w:tab/>
@@ -944,7 +1067,7 @@
               <w:rPr>
                 <w:noProof/>
               </w:rPr>
-              <w:instrText xml:space="preserve"> PAGEREF _Toc226806078 \h </w:instrText>
+              <w:instrText xml:space="preserve"> PAGEREF _Toc227265614 \h </w:instrText>
             </w:r>
             <w:r>
               <w:rPr>
@@ -961,7 +1084,7 @@
               <w:rPr>
                 <w:noProof/>
               </w:rPr>
-              <w:t>4</w:t>
+              <w:t>3</w:t>
             </w:r>
             <w:r>
               <w:rPr>
@@ -981,10 +1104,11 @@
             <w:rPr>
               <w:rFonts w:asciiTheme="minorHAnsi" w:eastAsiaTheme="minorEastAsia" w:hAnsiTheme="minorHAnsi" w:cstheme="minorBidi"/>
               <w:noProof/>
+              <w:lang w:val="en-GB" w:eastAsia="en-GB"/>
               <w14:ligatures w14:val="standardContextual"/>
             </w:rPr>
           </w:pPr>
-          <w:hyperlink w:anchor="_Toc226806079" w:history="1">
+          <w:hyperlink w:anchor="_Toc227265615" w:history="1">
             <w:r>
               <w:rPr>
                 <w:rStyle w:val="Hyperlink"/>
@@ -998,6 +1122,7 @@
               <w:rPr>
                 <w:rFonts w:asciiTheme="minorHAnsi" w:eastAsiaTheme="minorEastAsia" w:hAnsiTheme="minorHAnsi" w:cstheme="minorBidi"/>
                 <w:noProof/>
+                <w:lang w:val="en-GB" w:eastAsia="en-GB"/>
                 <w14:ligatures w14:val="standardContextual"/>
               </w:rPr>
               <w:tab/>
@@ -1027,7 +1152,7 @@
               <w:rPr>
                 <w:noProof/>
               </w:rPr>
-              <w:instrText xml:space="preserve"> PAGEREF _Toc226806079 \h </w:instrText>
+              <w:instrText xml:space="preserve"> PAGEREF _Toc227265615 \h </w:instrText>
             </w:r>
             <w:r>
               <w:rPr>
@@ -1044,7 +1169,7 @@
               <w:rPr>
                 <w:noProof/>
               </w:rPr>
-              <w:t>4</w:t>
+              <w:t>3</w:t>
             </w:r>
             <w:r>
               <w:rPr>
@@ -1064,10 +1189,11 @@
             <w:rPr>
               <w:rFonts w:asciiTheme="minorHAnsi" w:eastAsiaTheme="minorEastAsia" w:hAnsiTheme="minorHAnsi" w:cstheme="minorBidi"/>
               <w:noProof/>
+              <w:lang w:val="en-GB" w:eastAsia="en-GB"/>
               <w14:ligatures w14:val="standardContextual"/>
             </w:rPr>
           </w:pPr>
-          <w:hyperlink w:anchor="_Toc226806080" w:history="1">
+          <w:hyperlink w:anchor="_Toc227265616" w:history="1">
             <w:r>
               <w:rPr>
                 <w:rStyle w:val="Hyperlink"/>
@@ -1081,6 +1207,7 @@
               <w:rPr>
                 <w:rFonts w:asciiTheme="minorHAnsi" w:eastAsiaTheme="minorEastAsia" w:hAnsiTheme="minorHAnsi" w:cstheme="minorBidi"/>
                 <w:noProof/>
+                <w:lang w:val="en-GB" w:eastAsia="en-GB"/>
                 <w14:ligatures w14:val="standardContextual"/>
               </w:rPr>
               <w:tab/>
@@ -1110,7 +1237,7 @@
               <w:rPr>
                 <w:noProof/>
               </w:rPr>
-              <w:instrText xml:space="preserve"> PAGEREF _Toc226806080 \h </w:instrText>
+              <w:instrText xml:space="preserve"> PAGEREF _Toc227265616 \h </w:instrText>
             </w:r>
             <w:r>
               <w:rPr>
@@ -1127,7 +1254,7 @@
               <w:rPr>
                 <w:noProof/>
               </w:rPr>
-              <w:t>4</w:t>
+              <w:t>3</w:t>
             </w:r>
             <w:r>
               <w:rPr>
@@ -1147,10 +1274,11 @@
             <w:rPr>
               <w:rFonts w:asciiTheme="minorHAnsi" w:eastAsiaTheme="minorEastAsia" w:hAnsiTheme="minorHAnsi" w:cstheme="minorBidi"/>
               <w:noProof/>
+              <w:lang w:val="en-GB" w:eastAsia="en-GB"/>
               <w14:ligatures w14:val="standardContextual"/>
             </w:rPr>
           </w:pPr>
-          <w:hyperlink w:anchor="_Toc226806081" w:history="1">
+          <w:hyperlink w:anchor="_Toc227265617" w:history="1">
             <w:r>
               <w:rPr>
                 <w:rStyle w:val="Hyperlink"/>
@@ -1165,6 +1293,7 @@
               <w:rPr>
                 <w:rFonts w:asciiTheme="minorHAnsi" w:eastAsiaTheme="minorEastAsia" w:hAnsiTheme="minorHAnsi" w:cstheme="minorBidi"/>
                 <w:noProof/>
+                <w:lang w:val="en-GB" w:eastAsia="en-GB"/>
                 <w14:ligatures w14:val="standardContextual"/>
               </w:rPr>
               <w:tab/>
@@ -1195,7 +1324,7 @@
               <w:rPr>
                 <w:noProof/>
               </w:rPr>
-              <w:instrText xml:space="preserve"> PAGEREF _Toc226806081 \h </w:instrText>
+              <w:instrText xml:space="preserve"> PAGEREF _Toc227265617 \h </w:instrText>
             </w:r>
             <w:r>
               <w:rPr>
@@ -1212,7 +1341,7 @@
               <w:rPr>
                 <w:noProof/>
               </w:rPr>
-              <w:t>4</w:t>
+              <w:t>3</w:t>
             </w:r>
             <w:r>
               <w:rPr>
@@ -1232,10 +1361,11 @@
             <w:rPr>
               <w:rFonts w:asciiTheme="minorHAnsi" w:eastAsiaTheme="minorEastAsia" w:hAnsiTheme="minorHAnsi" w:cstheme="minorBidi"/>
               <w:noProof/>
+              <w:lang w:val="en-GB" w:eastAsia="en-GB"/>
               <w14:ligatures w14:val="standardContextual"/>
             </w:rPr>
           </w:pPr>
-          <w:hyperlink w:anchor="_Toc226806082" w:history="1">
+          <w:hyperlink w:anchor="_Toc227265618" w:history="1">
             <w:r>
               <w:rPr>
                 <w:rStyle w:val="Hyperlink"/>
@@ -1249,6 +1379,7 @@
               <w:rPr>
                 <w:rFonts w:asciiTheme="minorHAnsi" w:eastAsiaTheme="minorEastAsia" w:hAnsiTheme="minorHAnsi" w:cstheme="minorBidi"/>
                 <w:noProof/>
+                <w:lang w:val="en-GB" w:eastAsia="en-GB"/>
                 <w14:ligatures w14:val="standardContextual"/>
               </w:rPr>
               <w:tab/>
@@ -1278,7 +1409,7 @@
               <w:rPr>
                 <w:noProof/>
               </w:rPr>
-              <w:instrText xml:space="preserve"> PAGEREF _Toc226806082 \h </w:instrText>
+              <w:instrText xml:space="preserve"> PAGEREF _Toc227265618 \h </w:instrText>
             </w:r>
             <w:r>
               <w:rPr>
@@ -1295,7 +1426,7 @@
               <w:rPr>
                 <w:noProof/>
               </w:rPr>
-              <w:t>4</w:t>
+              <w:t>3</w:t>
             </w:r>
             <w:r>
               <w:rPr>
@@ -1315,10 +1446,11 @@
             <w:rPr>
               <w:rFonts w:asciiTheme="minorHAnsi" w:eastAsiaTheme="minorEastAsia" w:hAnsiTheme="minorHAnsi" w:cstheme="minorBidi"/>
               <w:noProof/>
+              <w:lang w:val="en-GB" w:eastAsia="en-GB"/>
               <w14:ligatures w14:val="standardContextual"/>
             </w:rPr>
           </w:pPr>
-          <w:hyperlink w:anchor="_Toc226806084" w:history="1">
+          <w:hyperlink w:anchor="_Toc227265619" w:history="1">
             <w:r>
               <w:rPr>
                 <w:rStyle w:val="Hyperlink"/>
@@ -1332,6 +1464,7 @@
               <w:rPr>
                 <w:rFonts w:asciiTheme="minorHAnsi" w:eastAsiaTheme="minorEastAsia" w:hAnsiTheme="minorHAnsi" w:cstheme="minorBidi"/>
                 <w:noProof/>
+                <w:lang w:val="en-GB" w:eastAsia="en-GB"/>
                 <w14:ligatures w14:val="standardContextual"/>
               </w:rPr>
               <w:tab/>
@@ -1361,7 +1494,7 @@
               <w:rPr>
                 <w:noProof/>
               </w:rPr>
-              <w:instrText xml:space="preserve"> PAGEREF _Toc226806084 \h </w:instrText>
+              <w:instrText xml:space="preserve"> PAGEREF _Toc227265619 \h </w:instrText>
             </w:r>
             <w:r>
               <w:rPr>
@@ -1378,7 +1511,7 @@
               <w:rPr>
                 <w:noProof/>
               </w:rPr>
-              <w:t>5</w:t>
+              <w:t>3</w:t>
             </w:r>
             <w:r>
               <w:rPr>
@@ -1398,10 +1531,11 @@
             <w:rPr>
               <w:rFonts w:asciiTheme="minorHAnsi" w:eastAsiaTheme="minorEastAsia" w:hAnsiTheme="minorHAnsi" w:cstheme="minorBidi"/>
               <w:noProof/>
+              <w:lang w:val="en-GB" w:eastAsia="en-GB"/>
               <w14:ligatures w14:val="standardContextual"/>
             </w:rPr>
           </w:pPr>
-          <w:hyperlink w:anchor="_Toc226806085" w:history="1">
+          <w:hyperlink w:anchor="_Toc227265620" w:history="1">
             <w:r>
               <w:rPr>
                 <w:rStyle w:val="Hyperlink"/>
@@ -1416,6 +1550,7 @@
               <w:rPr>
                 <w:rFonts w:asciiTheme="minorHAnsi" w:eastAsiaTheme="minorEastAsia" w:hAnsiTheme="minorHAnsi" w:cstheme="minorBidi"/>
                 <w:noProof/>
+                <w:lang w:val="en-GB" w:eastAsia="en-GB"/>
                 <w14:ligatures w14:val="standardContextual"/>
               </w:rPr>
               <w:tab/>
@@ -1446,7 +1581,7 @@
               <w:rPr>
                 <w:noProof/>
               </w:rPr>
-              <w:instrText xml:space="preserve"> PAGEREF _Toc226806085 \h </w:instrText>
+              <w:instrText xml:space="preserve"> PAGEREF _Toc227265620 \h </w:instrText>
             </w:r>
             <w:r>
               <w:rPr>
@@ -1463,7 +1598,7 @@
               <w:rPr>
                 <w:noProof/>
               </w:rPr>
-              <w:t>5</w:t>
+              <w:t>3</w:t>
             </w:r>
             <w:r>
               <w:rPr>
@@ -1483,10 +1618,11 @@
             <w:rPr>
               <w:rFonts w:asciiTheme="minorHAnsi" w:eastAsiaTheme="minorEastAsia" w:hAnsiTheme="minorHAnsi" w:cstheme="minorBidi"/>
               <w:noProof/>
+              <w:lang w:val="en-GB" w:eastAsia="en-GB"/>
               <w14:ligatures w14:val="standardContextual"/>
             </w:rPr>
           </w:pPr>
-          <w:hyperlink w:anchor="_Toc226806087" w:history="1">
+          <w:hyperlink w:anchor="_Toc227265621" w:history="1">
             <w:r>
               <w:rPr>
                 <w:rStyle w:val="Hyperlink"/>
@@ -1501,6 +1637,7 @@
               <w:rPr>
                 <w:rFonts w:asciiTheme="minorHAnsi" w:eastAsiaTheme="minorEastAsia" w:hAnsiTheme="minorHAnsi" w:cstheme="minorBidi"/>
                 <w:noProof/>
+                <w:lang w:val="en-GB" w:eastAsia="en-GB"/>
                 <w14:ligatures w14:val="standardContextual"/>
               </w:rPr>
               <w:tab/>
@@ -1531,7 +1668,7 @@
               <w:rPr>
                 <w:noProof/>
               </w:rPr>
-              <w:instrText xml:space="preserve"> PAGEREF _Toc226806087 \h </w:instrText>
+              <w:instrText xml:space="preserve"> PAGEREF _Toc227265621 \h </w:instrText>
             </w:r>
             <w:r>
               <w:rPr>
@@ -1548,7 +1685,7 @@
               <w:rPr>
                 <w:noProof/>
               </w:rPr>
-              <w:t>5</w:t>
+              <w:t>4</w:t>
             </w:r>
             <w:r>
               <w:rPr>
@@ -1568,10 +1705,11 @@
             <w:rPr>
               <w:rFonts w:asciiTheme="minorHAnsi" w:eastAsiaTheme="minorEastAsia" w:hAnsiTheme="minorHAnsi" w:cstheme="minorBidi"/>
               <w:noProof/>
+              <w:lang w:val="en-GB" w:eastAsia="en-GB"/>
               <w14:ligatures w14:val="standardContextual"/>
             </w:rPr>
           </w:pPr>
-          <w:hyperlink w:anchor="_Toc226806089" w:history="1">
+          <w:hyperlink w:anchor="_Toc227265622" w:history="1">
             <w:r>
               <w:rPr>
                 <w:rStyle w:val="Hyperlink"/>
@@ -1586,6 +1724,7 @@
               <w:rPr>
                 <w:rFonts w:asciiTheme="minorHAnsi" w:eastAsiaTheme="minorEastAsia" w:hAnsiTheme="minorHAnsi" w:cstheme="minorBidi"/>
                 <w:noProof/>
+                <w:lang w:val="en-GB" w:eastAsia="en-GB"/>
                 <w14:ligatures w14:val="standardContextual"/>
               </w:rPr>
               <w:tab/>
@@ -1598,27 +1737,7 @@
                 <w:bCs/>
                 <w:noProof/>
               </w:rPr>
-              <w:t>Korisnik se odlučuje na ručno biranje komponente, ali ne postoji ni jedna</w:t>
-            </w:r>
-            <w:r>
-              <w:rPr>
-                <w:rStyle w:val="Hyperlink"/>
-                <w:rFonts w:ascii="Calibri Light" w:hAnsi="Calibri Light"/>
-                <w:b/>
-                <w:bCs/>
-                <w:noProof/>
-              </w:rPr>
-              <w:t xml:space="preserve"> </w:t>
-            </w:r>
-            <w:r>
-              <w:rPr>
-                <w:rStyle w:val="Hyperlink"/>
-                <w:rFonts w:ascii="Calibri Light" w:hAnsi="Calibri Light"/>
-                <w:b/>
-                <w:bCs/>
-                <w:noProof/>
-              </w:rPr>
-              <w:t>komponenta koja je kompatibilna sa stanjem trenutne konfiguracije</w:t>
+              <w:t>Korisnik se odlučuje na ručno biranje komponente, ali ne postoji ni jedna komponenta koja je kompatibilna sa stanjem trenutne konfiguracije</w:t>
             </w:r>
             <w:r>
               <w:rPr>
@@ -1636,7 +1755,7 @@
               <w:rPr>
                 <w:noProof/>
               </w:rPr>
-              <w:instrText xml:space="preserve"> PAGEREF _Toc226806089 \h </w:instrText>
+              <w:instrText xml:space="preserve"> PAGEREF _Toc227265622 \h </w:instrText>
             </w:r>
             <w:r>
               <w:rPr>
@@ -1653,7 +1772,7 @@
               <w:rPr>
                 <w:noProof/>
               </w:rPr>
-              <w:t>5</w:t>
+              <w:t>4</w:t>
             </w:r>
             <w:r>
               <w:rPr>
@@ -1673,10 +1792,11 @@
             <w:rPr>
               <w:rFonts w:asciiTheme="minorHAnsi" w:eastAsiaTheme="minorEastAsia" w:hAnsiTheme="minorHAnsi" w:cstheme="minorBidi"/>
               <w:noProof/>
+              <w:lang w:val="en-GB" w:eastAsia="en-GB"/>
               <w14:ligatures w14:val="standardContextual"/>
             </w:rPr>
           </w:pPr>
-          <w:hyperlink w:anchor="_Toc226806090" w:history="1">
+          <w:hyperlink w:anchor="_Toc227265623" w:history="1">
             <w:r>
               <w:rPr>
                 <w:rStyle w:val="Hyperlink"/>
@@ -1690,6 +1810,7 @@
               <w:rPr>
                 <w:rFonts w:asciiTheme="minorHAnsi" w:eastAsiaTheme="minorEastAsia" w:hAnsiTheme="minorHAnsi" w:cstheme="minorBidi"/>
                 <w:noProof/>
+                <w:lang w:val="en-GB" w:eastAsia="en-GB"/>
                 <w14:ligatures w14:val="standardContextual"/>
               </w:rPr>
               <w:tab/>
@@ -1719,7 +1840,7 @@
               <w:rPr>
                 <w:noProof/>
               </w:rPr>
-              <w:instrText xml:space="preserve"> PAGEREF _Toc226806090 \h </w:instrText>
+              <w:instrText xml:space="preserve"> PAGEREF _Toc227265623 \h </w:instrText>
             </w:r>
             <w:r>
               <w:rPr>
@@ -1736,7 +1857,7 @@
               <w:rPr>
                 <w:noProof/>
               </w:rPr>
-              <w:t>5</w:t>
+              <w:t>4</w:t>
             </w:r>
             <w:r>
               <w:rPr>
@@ -1756,10 +1877,11 @@
             <w:rPr>
               <w:rFonts w:asciiTheme="minorHAnsi" w:eastAsiaTheme="minorEastAsia" w:hAnsiTheme="minorHAnsi" w:cstheme="minorBidi"/>
               <w:noProof/>
+              <w:lang w:val="en-GB" w:eastAsia="en-GB"/>
               <w14:ligatures w14:val="standardContextual"/>
             </w:rPr>
           </w:pPr>
-          <w:hyperlink w:anchor="_Toc226806091" w:history="1">
+          <w:hyperlink w:anchor="_Toc227265624" w:history="1">
             <w:r>
               <w:rPr>
                 <w:rStyle w:val="Hyperlink"/>
@@ -1773,6 +1895,7 @@
               <w:rPr>
                 <w:rFonts w:asciiTheme="minorHAnsi" w:eastAsiaTheme="minorEastAsia" w:hAnsiTheme="minorHAnsi" w:cstheme="minorBidi"/>
                 <w:noProof/>
+                <w:lang w:val="en-GB" w:eastAsia="en-GB"/>
                 <w14:ligatures w14:val="standardContextual"/>
               </w:rPr>
               <w:tab/>
@@ -1788,14 +1911,6 @@
             </w:r>
             <w:r>
               <w:rPr>
-                <w:rStyle w:val="Hyperlink"/>
-                <w:noProof/>
-                <w:lang w:val="sr-Latn-RS"/>
-              </w:rPr>
-              <w:t>.</w:t>
-            </w:r>
-            <w:r>
-              <w:rPr>
                 <w:noProof/>
               </w:rPr>
               <w:tab/>
@@ -1810,7 +1925,7 @@
               <w:rPr>
                 <w:noProof/>
               </w:rPr>
-              <w:instrText xml:space="preserve"> PAGEREF _Toc226806091 \h </w:instrText>
+              <w:instrText xml:space="preserve"> PAGEREF _Toc227265624 \h </w:instrText>
             </w:r>
             <w:r>
               <w:rPr>
@@ -1827,7 +1942,7 @@
               <w:rPr>
                 <w:noProof/>
               </w:rPr>
-              <w:t>5</w:t>
+              <w:t>4</w:t>
             </w:r>
             <w:r>
               <w:rPr>
@@ -1847,10 +1962,11 @@
             <w:rPr>
               <w:rFonts w:asciiTheme="minorHAnsi" w:eastAsiaTheme="minorEastAsia" w:hAnsiTheme="minorHAnsi" w:cstheme="minorBidi"/>
               <w:noProof/>
+              <w:lang w:val="en-GB" w:eastAsia="en-GB"/>
               <w14:ligatures w14:val="standardContextual"/>
             </w:rPr>
           </w:pPr>
-          <w:hyperlink w:anchor="_Toc226806092" w:history="1">
+          <w:hyperlink w:anchor="_Toc227265625" w:history="1">
             <w:r>
               <w:rPr>
                 <w:rStyle w:val="Hyperlink"/>
@@ -1864,6 +1980,7 @@
               <w:rPr>
                 <w:rFonts w:asciiTheme="minorHAnsi" w:eastAsiaTheme="minorEastAsia" w:hAnsiTheme="minorHAnsi" w:cstheme="minorBidi"/>
                 <w:noProof/>
+                <w:lang w:val="en-GB" w:eastAsia="en-GB"/>
                 <w14:ligatures w14:val="standardContextual"/>
               </w:rPr>
               <w:tab/>
@@ -1893,7 +2010,7 @@
               <w:rPr>
                 <w:noProof/>
               </w:rPr>
-              <w:instrText xml:space="preserve"> PAGEREF _Toc226806092 \h </w:instrText>
+              <w:instrText xml:space="preserve"> PAGEREF _Toc227265625 \h </w:instrText>
             </w:r>
             <w:r>
               <w:rPr>
@@ -1910,7 +2027,7 @@
               <w:rPr>
                 <w:noProof/>
               </w:rPr>
-              <w:t>5</w:t>
+              <w:t>4</w:t>
             </w:r>
             <w:r>
               <w:rPr>
@@ -1943,7 +2060,7 @@
         <w:br w:type="page"/>
       </w:r>
       <w:bookmarkStart w:id="1" w:name="_Toc209864993"/>
-      <w:bookmarkStart w:id="2" w:name="_Toc226806076"/>
+      <w:bookmarkStart w:id="2" w:name="_Toc227265612"/>
       <w:r>
         <w:rPr>
           <w:b/>
@@ -1976,7 +2093,7 @@
         </w:rPr>
       </w:pPr>
       <w:bookmarkStart w:id="3" w:name="_Toc209864994"/>
-      <w:bookmarkStart w:id="4" w:name="_Toc226806077"/>
+      <w:bookmarkStart w:id="4" w:name="_Toc227265613"/>
       <w:r>
         <w:rPr>
           <w:rStyle w:val="Heading2Char"/>
@@ -1994,10 +2111,20 @@
           <w:color w:val="auto"/>
         </w:rPr>
         <w:tab/>
+      </w:r>
+      <w:proofErr w:type="spellStart"/>
+      <w:r>
+        <w:rPr>
+          <w:rStyle w:val="Heading2Char"/>
+          <w:b/>
+          <w:bCs/>
+          <w:color w:val="auto"/>
+        </w:rPr>
         <w:t>Rezime</w:t>
       </w:r>
       <w:bookmarkEnd w:id="3"/>
       <w:bookmarkEnd w:id="4"/>
+      <w:proofErr w:type="spellEnd"/>
       <w:r>
         <w:rPr>
           <w:rStyle w:val="Heading2Char"/>
@@ -2022,7 +2149,7 @@
         </w:rPr>
       </w:pPr>
       <w:bookmarkStart w:id="5" w:name="_Toc209864995"/>
-      <w:bookmarkStart w:id="6" w:name="_Toc226806078"/>
+      <w:bookmarkStart w:id="6" w:name="_Toc227265614"/>
       <w:r>
         <w:rPr>
           <w:rStyle w:val="Heading2Char"/>
@@ -2040,10 +2167,100 @@
           <w:color w:val="auto"/>
         </w:rPr>
         <w:tab/>
-        <w:t>Namena dokumenta i ciljne grupe</w:t>
+      </w:r>
+      <w:proofErr w:type="spellStart"/>
+      <w:r>
+        <w:rPr>
+          <w:rStyle w:val="Heading2Char"/>
+          <w:b/>
+          <w:bCs/>
+          <w:color w:val="auto"/>
+        </w:rPr>
+        <w:t>Namena</w:t>
+      </w:r>
+      <w:proofErr w:type="spellEnd"/>
+      <w:r>
+        <w:rPr>
+          <w:rStyle w:val="Heading2Char"/>
+          <w:b/>
+          <w:bCs/>
+          <w:color w:val="auto"/>
+        </w:rPr>
+        <w:t xml:space="preserve"> </w:t>
+      </w:r>
+      <w:proofErr w:type="spellStart"/>
+      <w:r>
+        <w:rPr>
+          <w:rStyle w:val="Heading2Char"/>
+          <w:b/>
+          <w:bCs/>
+          <w:color w:val="auto"/>
+        </w:rPr>
+        <w:t>dokumenta</w:t>
+      </w:r>
+      <w:proofErr w:type="spellEnd"/>
+      <w:r>
+        <w:rPr>
+          <w:rStyle w:val="Heading2Char"/>
+          <w:b/>
+          <w:bCs/>
+          <w:color w:val="auto"/>
+        </w:rPr>
+        <w:t xml:space="preserve"> </w:t>
+      </w:r>
+      <w:proofErr w:type="spellStart"/>
+      <w:r>
+        <w:rPr>
+          <w:rStyle w:val="Heading2Char"/>
+          <w:b/>
+          <w:bCs/>
+          <w:color w:val="auto"/>
+        </w:rPr>
+        <w:t>i</w:t>
+      </w:r>
+      <w:proofErr w:type="spellEnd"/>
+      <w:r>
+        <w:rPr>
+          <w:rStyle w:val="Heading2Char"/>
+          <w:b/>
+          <w:bCs/>
+          <w:color w:val="auto"/>
+        </w:rPr>
+        <w:t xml:space="preserve"> </w:t>
+      </w:r>
+      <w:proofErr w:type="spellStart"/>
+      <w:r>
+        <w:rPr>
+          <w:rStyle w:val="Heading2Char"/>
+          <w:b/>
+          <w:bCs/>
+          <w:color w:val="auto"/>
+        </w:rPr>
+        <w:t>ciljne</w:t>
+      </w:r>
+      <w:proofErr w:type="spellEnd"/>
+      <w:r>
+        <w:rPr>
+          <w:rStyle w:val="Heading2Char"/>
+          <w:b/>
+          <w:bCs/>
+          <w:color w:val="auto"/>
+        </w:rPr>
+        <w:t xml:space="preserve"> </w:t>
+      </w:r>
+      <w:proofErr w:type="spellStart"/>
+      <w:r>
+        <w:rPr>
+          <w:rStyle w:val="Heading2Char"/>
+          <w:b/>
+          <w:bCs/>
+          <w:color w:val="auto"/>
+        </w:rPr>
+        <w:t>grupe</w:t>
       </w:r>
       <w:bookmarkEnd w:id="5"/>
       <w:bookmarkEnd w:id="6"/>
+      <w:proofErr w:type="spellEnd"/>
       <w:r>
         <w:rPr>
           <w:rStyle w:val="Heading2Char"/>
@@ -2068,7 +2285,7 @@
         </w:rPr>
       </w:pPr>
       <w:bookmarkStart w:id="7" w:name="_Toc209864996"/>
-      <w:bookmarkStart w:id="8" w:name="_Toc226806079"/>
+      <w:bookmarkStart w:id="8" w:name="_Toc227265615"/>
       <w:r>
         <w:rPr>
           <w:rStyle w:val="Heading2Char"/>
@@ -2162,7 +2379,7 @@
         </w:rPr>
       </w:pPr>
       <w:bookmarkStart w:id="9" w:name="_Toc209864997"/>
-      <w:bookmarkStart w:id="10" w:name="_Toc226806080"/>
+      <w:bookmarkStart w:id="10" w:name="_Toc227265616"/>
       <w:r>
         <w:rPr>
           <w:b/>
@@ -2178,10 +2395,37 @@
           <w:color w:val="auto"/>
         </w:rPr>
         <w:tab/>
-        <w:t>Otvorena pitanja</w:t>
+      </w:r>
+      <w:proofErr w:type="spellStart"/>
+      <w:r>
+        <w:rPr>
+          <w:b/>
+          <w:bCs/>
+          <w:color w:val="auto"/>
+        </w:rPr>
+        <w:t>Otvorena</w:t>
+      </w:r>
+      <w:proofErr w:type="spellEnd"/>
+      <w:r>
+        <w:rPr>
+          <w:b/>
+          <w:bCs/>
+          <w:color w:val="auto"/>
+        </w:rPr>
+        <w:t xml:space="preserve"> </w:t>
+      </w:r>
+      <w:proofErr w:type="spellStart"/>
+      <w:r>
+        <w:rPr>
+          <w:b/>
+          <w:bCs/>
+          <w:color w:val="auto"/>
+        </w:rPr>
+        <w:t>pitanja</w:t>
       </w:r>
       <w:bookmarkEnd w:id="9"/>
       <w:bookmarkEnd w:id="10"/>
+      <w:proofErr w:type="spellEnd"/>
     </w:p>
     <w:tbl>
       <w:tblPr>
@@ -2584,7 +2828,7 @@
         </w:rPr>
       </w:pPr>
       <w:bookmarkStart w:id="11" w:name="_Toc209864998"/>
-      <w:bookmarkStart w:id="12" w:name="_Toc226806081"/>
+      <w:bookmarkStart w:id="12" w:name="_Toc227265617"/>
       <w:r>
         <w:rPr>
           <w:b/>
@@ -2624,7 +2868,7 @@
         </w:rPr>
       </w:pPr>
       <w:bookmarkStart w:id="13" w:name="_Toc209864999"/>
-      <w:bookmarkStart w:id="14" w:name="_Toc226806082"/>
+      <w:bookmarkStart w:id="14" w:name="_Toc227265618"/>
       <w:r>
         <w:rPr>
           <w:rStyle w:val="Heading2Char"/>
@@ -2642,7 +2886,36 @@
           <w:color w:val="auto"/>
         </w:rPr>
         <w:tab/>
-        <w:t>Kratak opi</w:t>
+      </w:r>
+      <w:proofErr w:type="spellStart"/>
+      <w:r>
+        <w:rPr>
+          <w:rStyle w:val="Heading2Char"/>
+          <w:b/>
+          <w:bCs/>
+          <w:color w:val="auto"/>
+        </w:rPr>
+        <w:t>Kratak</w:t>
+      </w:r>
+      <w:proofErr w:type="spellEnd"/>
+      <w:r>
+        <w:rPr>
+          <w:rStyle w:val="Heading2Char"/>
+          <w:b/>
+          <w:bCs/>
+          <w:color w:val="auto"/>
+        </w:rPr>
+        <w:t xml:space="preserve"> </w:t>
+      </w:r>
+      <w:proofErr w:type="spellStart"/>
+      <w:r>
+        <w:rPr>
+          <w:rStyle w:val="Heading2Char"/>
+          <w:b/>
+          <w:bCs/>
+          <w:color w:val="auto"/>
+        </w:rPr>
+        <w:t>opi</w:t>
       </w:r>
       <w:bookmarkEnd w:id="13"/>
       <w:r>
@@ -2655,20 +2928,439 @@
         <w:t>s</w:t>
       </w:r>
       <w:bookmarkEnd w:id="14"/>
+      <w:proofErr w:type="spellEnd"/>
     </w:p>
     <w:p>
-      <w:bookmarkStart w:id="15" w:name="_Toc226806083"/>
-      <w:r>
-        <w:rPr>
-          <w:rStyle w:val="Heading2Char"/>
-          <w:color w:val="auto"/>
-          <w:sz w:val="24"/>
-          <w:szCs w:val="24"/>
-          <w:lang w:val="sr-Latn-RS"/>
-        </w:rPr>
-        <w:t>Pri kreiranju konfiguracije, korisnik može da se opredeli za korišćenje konfiguratora ili ručno biranje komponenti. Ručno biranje podrazumeva pretragu sa podešenim filterom za taj tip komponente, kao i automatske filtere kompatibilnosti sa komponentama koje se već nalaze unutar konfiguracije, ukoliko konfiguracija nije prazna. Korisnik se odlučuje na ručno biranje komponente klikom na dugme za biranje određenog tipa komponente na stranici prikaza trenutne konfiguracije.</w:t>
-      </w:r>
-      <w:bookmarkEnd w:id="15"/>
+      <w:pPr>
+        <w:jc w:val="both"/>
+      </w:pPr>
+      <w:r>
+        <w:t xml:space="preserve">Pri </w:t>
+      </w:r>
+      <w:proofErr w:type="spellStart"/>
+      <w:r>
+        <w:t>kreiranju</w:t>
+      </w:r>
+      <w:proofErr w:type="spellEnd"/>
+      <w:r>
+        <w:t xml:space="preserve"> </w:t>
+      </w:r>
+      <w:proofErr w:type="spellStart"/>
+      <w:r>
+        <w:t>konfiguracije</w:t>
+      </w:r>
+      <w:proofErr w:type="spellEnd"/>
+      <w:r>
+        <w:t xml:space="preserve">, </w:t>
+      </w:r>
+      <w:proofErr w:type="spellStart"/>
+      <w:r>
+        <w:t>korisnik</w:t>
+      </w:r>
+      <w:proofErr w:type="spellEnd"/>
+      <w:r>
+        <w:t xml:space="preserve"> </w:t>
+      </w:r>
+      <w:proofErr w:type="spellStart"/>
+      <w:r>
+        <w:t>može</w:t>
+      </w:r>
+      <w:proofErr w:type="spellEnd"/>
+      <w:r>
+        <w:t xml:space="preserve"> da se </w:t>
+      </w:r>
+      <w:proofErr w:type="spellStart"/>
+      <w:r>
+        <w:t>opredeli</w:t>
+      </w:r>
+      <w:proofErr w:type="spellEnd"/>
+      <w:r>
+        <w:t xml:space="preserve"> za </w:t>
+      </w:r>
+      <w:proofErr w:type="spellStart"/>
+      <w:r>
+        <w:t>korišćenje</w:t>
+      </w:r>
+      <w:proofErr w:type="spellEnd"/>
+      <w:r>
+        <w:t xml:space="preserve"> </w:t>
+      </w:r>
+      <w:proofErr w:type="spellStart"/>
+      <w:r>
+        <w:t>konfiguratora</w:t>
+      </w:r>
+      <w:proofErr w:type="spellEnd"/>
+      <w:r>
+        <w:t xml:space="preserve"> </w:t>
+      </w:r>
+      <w:proofErr w:type="spellStart"/>
+      <w:r>
+        <w:t>ili</w:t>
+      </w:r>
+      <w:proofErr w:type="spellEnd"/>
+      <w:r>
+        <w:t xml:space="preserve"> </w:t>
+      </w:r>
+      <w:proofErr w:type="spellStart"/>
+      <w:r>
+        <w:t>ručno</w:t>
+      </w:r>
+      <w:proofErr w:type="spellEnd"/>
+      <w:r>
+        <w:t xml:space="preserve"> </w:t>
+      </w:r>
+      <w:proofErr w:type="spellStart"/>
+      <w:r>
+        <w:t>biranje</w:t>
+      </w:r>
+      <w:proofErr w:type="spellEnd"/>
+      <w:r>
+        <w:t xml:space="preserve"> </w:t>
+      </w:r>
+      <w:proofErr w:type="spellStart"/>
+      <w:r>
+        <w:t>komponenti</w:t>
+      </w:r>
+      <w:proofErr w:type="spellEnd"/>
+      <w:r>
+        <w:t xml:space="preserve">. </w:t>
+      </w:r>
+      <w:proofErr w:type="spellStart"/>
+      <w:r>
+        <w:t>Ručno</w:t>
+      </w:r>
+      <w:proofErr w:type="spellEnd"/>
+      <w:r>
+        <w:t xml:space="preserve"> </w:t>
+      </w:r>
+      <w:proofErr w:type="spellStart"/>
+      <w:r>
+        <w:t>biranje</w:t>
+      </w:r>
+      <w:proofErr w:type="spellEnd"/>
+      <w:r>
+        <w:t xml:space="preserve"> </w:t>
+      </w:r>
+      <w:proofErr w:type="spellStart"/>
+      <w:r>
+        <w:t>podrazumeva</w:t>
+      </w:r>
+      <w:proofErr w:type="spellEnd"/>
+      <w:r>
+        <w:t xml:space="preserve"> </w:t>
+      </w:r>
+      <w:proofErr w:type="spellStart"/>
+      <w:r>
+        <w:t>pretragu</w:t>
+      </w:r>
+      <w:proofErr w:type="spellEnd"/>
+      <w:r>
+        <w:t xml:space="preserve"> </w:t>
+      </w:r>
+      <w:proofErr w:type="spellStart"/>
+      <w:r>
+        <w:t>sa</w:t>
+      </w:r>
+      <w:proofErr w:type="spellEnd"/>
+      <w:r>
+        <w:t xml:space="preserve"> </w:t>
+      </w:r>
+      <w:proofErr w:type="spellStart"/>
+      <w:r>
+        <w:t>podešenim</w:t>
+      </w:r>
+      <w:proofErr w:type="spellEnd"/>
+      <w:r>
+        <w:t xml:space="preserve"> </w:t>
+      </w:r>
+      <w:proofErr w:type="spellStart"/>
+      <w:r>
+        <w:t>filterom</w:t>
+      </w:r>
+      <w:proofErr w:type="spellEnd"/>
+      <w:r>
+        <w:t xml:space="preserve"> za taj tip </w:t>
+      </w:r>
+      <w:proofErr w:type="spellStart"/>
+      <w:r>
+        <w:t>komponente</w:t>
+      </w:r>
+      <w:proofErr w:type="spellEnd"/>
+      <w:r>
+        <w:t xml:space="preserve">, </w:t>
+      </w:r>
+      <w:proofErr w:type="spellStart"/>
+      <w:r>
+        <w:t>kao</w:t>
+      </w:r>
+      <w:proofErr w:type="spellEnd"/>
+      <w:r>
+        <w:t xml:space="preserve"> </w:t>
+      </w:r>
+      <w:proofErr w:type="spellStart"/>
+      <w:r>
+        <w:t>i</w:t>
+      </w:r>
+      <w:proofErr w:type="spellEnd"/>
+      <w:r>
+        <w:t xml:space="preserve"> </w:t>
+      </w:r>
+      <w:proofErr w:type="spellStart"/>
+      <w:r>
+        <w:t>automatske</w:t>
+      </w:r>
+      <w:proofErr w:type="spellEnd"/>
+      <w:r>
+        <w:t xml:space="preserve"> </w:t>
+      </w:r>
+      <w:proofErr w:type="spellStart"/>
+      <w:r>
+        <w:t>filtere</w:t>
+      </w:r>
+      <w:proofErr w:type="spellEnd"/>
+      <w:r>
+        <w:t xml:space="preserve"> </w:t>
+      </w:r>
+      <w:proofErr w:type="spellStart"/>
+      <w:r>
+        <w:t>kompatibilnosti</w:t>
+      </w:r>
+      <w:proofErr w:type="spellEnd"/>
+      <w:r>
+        <w:t xml:space="preserve"> </w:t>
+      </w:r>
+      <w:proofErr w:type="spellStart"/>
+      <w:r>
+        <w:t>sa</w:t>
+      </w:r>
+      <w:proofErr w:type="spellEnd"/>
+      <w:r>
+        <w:t xml:space="preserve"> </w:t>
+      </w:r>
+      <w:proofErr w:type="spellStart"/>
+      <w:r>
+        <w:t>komponentama</w:t>
+      </w:r>
+      <w:proofErr w:type="spellEnd"/>
+      <w:r>
+        <w:t xml:space="preserve"> </w:t>
+      </w:r>
+      <w:proofErr w:type="spellStart"/>
+      <w:r>
+        <w:t>koje</w:t>
+      </w:r>
+      <w:proofErr w:type="spellEnd"/>
+      <w:r>
+        <w:t xml:space="preserve"> se </w:t>
+      </w:r>
+      <w:proofErr w:type="spellStart"/>
+      <w:r>
+        <w:t>već</w:t>
+      </w:r>
+      <w:proofErr w:type="spellEnd"/>
+      <w:r>
+        <w:t xml:space="preserve"> </w:t>
+      </w:r>
+      <w:proofErr w:type="spellStart"/>
+      <w:r>
+        <w:t>nalaze</w:t>
+      </w:r>
+      <w:proofErr w:type="spellEnd"/>
+      <w:r>
+        <w:t xml:space="preserve"> </w:t>
+      </w:r>
+      <w:proofErr w:type="spellStart"/>
+      <w:r>
+        <w:t>unutar</w:t>
+      </w:r>
+      <w:proofErr w:type="spellEnd"/>
+      <w:r>
+        <w:t xml:space="preserve"> </w:t>
+      </w:r>
+      <w:proofErr w:type="spellStart"/>
+      <w:r>
+        <w:t>konfiguracije</w:t>
+      </w:r>
+      <w:proofErr w:type="spellEnd"/>
+      <w:r>
+        <w:t xml:space="preserve">, </w:t>
+      </w:r>
+      <w:proofErr w:type="spellStart"/>
+      <w:r>
+        <w:t>ukoliko</w:t>
+      </w:r>
+      <w:proofErr w:type="spellEnd"/>
+      <w:r>
+        <w:t xml:space="preserve"> </w:t>
+      </w:r>
+      <w:proofErr w:type="spellStart"/>
+      <w:r>
+        <w:t>konfiguracija</w:t>
+      </w:r>
+      <w:proofErr w:type="spellEnd"/>
+      <w:r>
+        <w:t xml:space="preserve"> </w:t>
+      </w:r>
+      <w:proofErr w:type="spellStart"/>
+      <w:r>
+        <w:t>nije</w:t>
+      </w:r>
+      <w:proofErr w:type="spellEnd"/>
+      <w:r>
+        <w:t xml:space="preserve"> </w:t>
+      </w:r>
+      <w:proofErr w:type="spellStart"/>
+      <w:r>
+        <w:t>prazna</w:t>
+      </w:r>
+      <w:proofErr w:type="spellEnd"/>
+      <w:r>
+        <w:t xml:space="preserve">. </w:t>
+      </w:r>
+      <w:proofErr w:type="spellStart"/>
+      <w:r>
+        <w:t>Korisnik</w:t>
+      </w:r>
+      <w:proofErr w:type="spellEnd"/>
+      <w:r>
+        <w:t xml:space="preserve"> se </w:t>
+      </w:r>
+      <w:proofErr w:type="spellStart"/>
+      <w:r>
+        <w:t>odlučuje</w:t>
+      </w:r>
+      <w:proofErr w:type="spellEnd"/>
+      <w:r>
+        <w:t xml:space="preserve"> </w:t>
+      </w:r>
+      <w:proofErr w:type="spellStart"/>
+      <w:r>
+        <w:t>na</w:t>
+      </w:r>
+      <w:proofErr w:type="spellEnd"/>
+      <w:r>
+        <w:t xml:space="preserve"> </w:t>
+      </w:r>
+      <w:proofErr w:type="spellStart"/>
+      <w:r>
+        <w:t>ručno</w:t>
+      </w:r>
+      <w:proofErr w:type="spellEnd"/>
+      <w:r>
+        <w:t xml:space="preserve"> </w:t>
+      </w:r>
+      <w:proofErr w:type="spellStart"/>
+      <w:r>
+        <w:t>biranje</w:t>
+      </w:r>
+      <w:proofErr w:type="spellEnd"/>
+      <w:r>
+        <w:t xml:space="preserve"> </w:t>
+      </w:r>
+      <w:proofErr w:type="spellStart"/>
+      <w:r>
+        <w:t>komponente</w:t>
+      </w:r>
+      <w:proofErr w:type="spellEnd"/>
+      <w:r>
+        <w:t xml:space="preserve"> </w:t>
+      </w:r>
+      <w:proofErr w:type="spellStart"/>
+      <w:r>
+        <w:t>klikom</w:t>
+      </w:r>
+      <w:proofErr w:type="spellEnd"/>
+      <w:r>
+        <w:t xml:space="preserve"> </w:t>
+      </w:r>
+      <w:proofErr w:type="spellStart"/>
+      <w:r>
+        <w:t>na</w:t>
+      </w:r>
+      <w:proofErr w:type="spellEnd"/>
+      <w:r>
+        <w:t xml:space="preserve"> </w:t>
+      </w:r>
+      <w:proofErr w:type="spellStart"/>
+      <w:r>
+        <w:t>dugme</w:t>
+      </w:r>
+      <w:proofErr w:type="spellEnd"/>
+      <w:r>
+        <w:t xml:space="preserve"> za </w:t>
+      </w:r>
+      <w:proofErr w:type="spellStart"/>
+      <w:r>
+        <w:t>biranje</w:t>
+      </w:r>
+      <w:proofErr w:type="spellEnd"/>
+      <w:r>
+        <w:t xml:space="preserve"> </w:t>
+      </w:r>
+      <w:proofErr w:type="spellStart"/>
+      <w:r>
+        <w:t>određenog</w:t>
+      </w:r>
+      <w:proofErr w:type="spellEnd"/>
+      <w:r>
+        <w:t xml:space="preserve"> </w:t>
+      </w:r>
+      <w:proofErr w:type="spellStart"/>
+      <w:r>
+        <w:t>tipa</w:t>
+      </w:r>
+      <w:proofErr w:type="spellEnd"/>
+      <w:r>
+        <w:t xml:space="preserve"> </w:t>
+      </w:r>
+      <w:proofErr w:type="spellStart"/>
+      <w:r>
+        <w:t>komponente</w:t>
+      </w:r>
+      <w:proofErr w:type="spellEnd"/>
+      <w:r>
+        <w:t xml:space="preserve"> </w:t>
+      </w:r>
+      <w:proofErr w:type="spellStart"/>
+      <w:r>
+        <w:t>na</w:t>
+      </w:r>
+      <w:proofErr w:type="spellEnd"/>
+      <w:r>
+        <w:t xml:space="preserve"> </w:t>
+      </w:r>
+      <w:proofErr w:type="spellStart"/>
+      <w:r>
+        <w:t>stranici</w:t>
+      </w:r>
+      <w:proofErr w:type="spellEnd"/>
+      <w:r>
+        <w:t xml:space="preserve"> </w:t>
+      </w:r>
+      <w:proofErr w:type="spellStart"/>
+      <w:r>
+        <w:t>prikaza</w:t>
+      </w:r>
+      <w:proofErr w:type="spellEnd"/>
+      <w:r>
+        <w:t xml:space="preserve"> </w:t>
+      </w:r>
+      <w:proofErr w:type="spellStart"/>
+      <w:r>
+        <w:t>trenutne</w:t>
+      </w:r>
+      <w:proofErr w:type="spellEnd"/>
+      <w:r>
+        <w:t xml:space="preserve"> </w:t>
+      </w:r>
+      <w:proofErr w:type="spellStart"/>
+      <w:r>
+        <w:t>konfiguracije</w:t>
+      </w:r>
+      <w:proofErr w:type="spellEnd"/>
+      <w:r>
+        <w:t>.</w:t>
+      </w:r>
     </w:p>
     <w:p>
       <w:pPr>
@@ -2679,16 +3371,15 @@
           <w:color w:val="auto"/>
         </w:rPr>
       </w:pPr>
-      <w:bookmarkStart w:id="16" w:name="_Toc209865000"/>
-      <w:bookmarkStart w:id="17" w:name="_Toc226806084"/>
-      <w:r>
-        <w:rPr>
-          <w:rStyle w:val="Heading2Char"/>
-          <w:b/>
-          <w:bCs/>
-          <w:color w:val="auto"/>
-        </w:rPr>
-        <w:lastRenderedPageBreak/>
+      <w:bookmarkStart w:id="15" w:name="_Toc209865000"/>
+      <w:bookmarkStart w:id="16" w:name="_Toc227265619"/>
+      <w:r>
+        <w:rPr>
+          <w:rStyle w:val="Heading2Char"/>
+          <w:b/>
+          <w:bCs/>
+          <w:color w:val="auto"/>
+        </w:rPr>
         <w:t xml:space="preserve">2.2 </w:t>
       </w:r>
       <w:r>
@@ -2699,10 +3390,21 @@
           <w:color w:val="auto"/>
         </w:rPr>
         <w:tab/>
-        <w:t>Tok događaja</w:t>
-      </w:r>
+        <w:t xml:space="preserve">Tok </w:t>
+      </w:r>
+      <w:proofErr w:type="spellStart"/>
+      <w:r>
+        <w:rPr>
+          <w:rStyle w:val="Heading2Char"/>
+          <w:b/>
+          <w:bCs/>
+          <w:color w:val="auto"/>
+        </w:rPr>
+        <w:t>događaja</w:t>
+      </w:r>
+      <w:bookmarkEnd w:id="15"/>
       <w:bookmarkEnd w:id="16"/>
-      <w:bookmarkEnd w:id="17"/>
+      <w:proofErr w:type="spellEnd"/>
     </w:p>
     <w:p>
       <w:pPr>
@@ -2716,7 +3418,7 @@
           <w:u w:val="single"/>
         </w:rPr>
       </w:pPr>
-      <w:bookmarkStart w:id="18" w:name="_Toc226806085"/>
+      <w:bookmarkStart w:id="17" w:name="_Toc227265620"/>
       <w:r>
         <w:rPr>
           <w:rStyle w:val="Heading2Char"/>
@@ -2739,6 +3441,7 @@
         </w:rPr>
         <w:tab/>
       </w:r>
+      <w:proofErr w:type="spellStart"/>
       <w:r>
         <w:rPr>
           <w:rStyle w:val="Heading2Char"/>
@@ -2749,10 +3452,757 @@
           <w:szCs w:val="24"/>
           <w:u w:val="single"/>
         </w:rPr>
-        <w:t>Korisnik se odlučuje na ručno biranje komponente</w:t>
-      </w:r>
-      <w:bookmarkStart w:id="19" w:name="_Toc226745009"/>
-      <w:bookmarkEnd w:id="18"/>
+        <w:t>Korisnik</w:t>
+      </w:r>
+      <w:proofErr w:type="spellEnd"/>
+      <w:r>
+        <w:rPr>
+          <w:rStyle w:val="Heading2Char"/>
+          <w:b/>
+          <w:bCs/>
+          <w:color w:val="auto"/>
+          <w:sz w:val="24"/>
+          <w:szCs w:val="24"/>
+          <w:u w:val="single"/>
+        </w:rPr>
+        <w:t xml:space="preserve"> se </w:t>
+      </w:r>
+      <w:proofErr w:type="spellStart"/>
+      <w:r>
+        <w:rPr>
+          <w:rStyle w:val="Heading2Char"/>
+          <w:b/>
+          <w:bCs/>
+          <w:color w:val="auto"/>
+          <w:sz w:val="24"/>
+          <w:szCs w:val="24"/>
+          <w:u w:val="single"/>
+        </w:rPr>
+        <w:t>odlučuje</w:t>
+      </w:r>
+      <w:proofErr w:type="spellEnd"/>
+      <w:r>
+        <w:rPr>
+          <w:rStyle w:val="Heading2Char"/>
+          <w:b/>
+          <w:bCs/>
+          <w:color w:val="auto"/>
+          <w:sz w:val="24"/>
+          <w:szCs w:val="24"/>
+          <w:u w:val="single"/>
+        </w:rPr>
+        <w:t xml:space="preserve"> </w:t>
+      </w:r>
+      <w:proofErr w:type="spellStart"/>
+      <w:r>
+        <w:rPr>
+          <w:rStyle w:val="Heading2Char"/>
+          <w:b/>
+          <w:bCs/>
+          <w:color w:val="auto"/>
+          <w:sz w:val="24"/>
+          <w:szCs w:val="24"/>
+          <w:u w:val="single"/>
+        </w:rPr>
+        <w:t>na</w:t>
+      </w:r>
+      <w:proofErr w:type="spellEnd"/>
+      <w:r>
+        <w:rPr>
+          <w:rStyle w:val="Heading2Char"/>
+          <w:b/>
+          <w:bCs/>
+          <w:color w:val="auto"/>
+          <w:sz w:val="24"/>
+          <w:szCs w:val="24"/>
+          <w:u w:val="single"/>
+        </w:rPr>
+        <w:t xml:space="preserve"> </w:t>
+      </w:r>
+      <w:proofErr w:type="spellStart"/>
+      <w:r>
+        <w:rPr>
+          <w:rStyle w:val="Heading2Char"/>
+          <w:b/>
+          <w:bCs/>
+          <w:color w:val="auto"/>
+          <w:sz w:val="24"/>
+          <w:szCs w:val="24"/>
+          <w:u w:val="single"/>
+        </w:rPr>
+        <w:t>ručno</w:t>
+      </w:r>
+      <w:proofErr w:type="spellEnd"/>
+      <w:r>
+        <w:rPr>
+          <w:rStyle w:val="Heading2Char"/>
+          <w:b/>
+          <w:bCs/>
+          <w:color w:val="auto"/>
+          <w:sz w:val="24"/>
+          <w:szCs w:val="24"/>
+          <w:u w:val="single"/>
+        </w:rPr>
+        <w:t xml:space="preserve"> </w:t>
+      </w:r>
+      <w:proofErr w:type="spellStart"/>
+      <w:r>
+        <w:rPr>
+          <w:rStyle w:val="Heading2Char"/>
+          <w:b/>
+          <w:bCs/>
+          <w:color w:val="auto"/>
+          <w:sz w:val="24"/>
+          <w:szCs w:val="24"/>
+          <w:u w:val="single"/>
+        </w:rPr>
+        <w:t>biranje</w:t>
+      </w:r>
+      <w:proofErr w:type="spellEnd"/>
+      <w:r>
+        <w:rPr>
+          <w:rStyle w:val="Heading2Char"/>
+          <w:b/>
+          <w:bCs/>
+          <w:color w:val="auto"/>
+          <w:sz w:val="24"/>
+          <w:szCs w:val="24"/>
+          <w:u w:val="single"/>
+        </w:rPr>
+        <w:t xml:space="preserve"> </w:t>
+      </w:r>
+      <w:proofErr w:type="spellStart"/>
+      <w:r>
+        <w:rPr>
+          <w:rStyle w:val="Heading2Char"/>
+          <w:b/>
+          <w:bCs/>
+          <w:color w:val="auto"/>
+          <w:sz w:val="24"/>
+          <w:szCs w:val="24"/>
+          <w:u w:val="single"/>
+        </w:rPr>
+        <w:t>komponente</w:t>
+      </w:r>
+      <w:bookmarkStart w:id="18" w:name="_Toc226745009"/>
+      <w:bookmarkEnd w:id="17"/>
+      <w:proofErr w:type="spellEnd"/>
+    </w:p>
+    <w:bookmarkEnd w:id="18"/>
+    <w:p>
+      <w:r>
+        <w:t xml:space="preserve">1. </w:t>
+      </w:r>
+      <w:proofErr w:type="spellStart"/>
+      <w:r>
+        <w:t>Korisnik</w:t>
+      </w:r>
+      <w:proofErr w:type="spellEnd"/>
+      <w:r>
+        <w:t xml:space="preserve"> </w:t>
+      </w:r>
+      <w:proofErr w:type="spellStart"/>
+      <w:r>
+        <w:t>na</w:t>
+      </w:r>
+      <w:proofErr w:type="spellEnd"/>
+      <w:r>
+        <w:t xml:space="preserve"> </w:t>
+      </w:r>
+      <w:proofErr w:type="spellStart"/>
+      <w:r>
+        <w:t>stranici</w:t>
+      </w:r>
+      <w:proofErr w:type="spellEnd"/>
+      <w:r>
+        <w:t xml:space="preserve"> </w:t>
+      </w:r>
+      <w:proofErr w:type="spellStart"/>
+      <w:r>
+        <w:t>prikaza</w:t>
+      </w:r>
+      <w:proofErr w:type="spellEnd"/>
+      <w:r>
+        <w:t xml:space="preserve"> </w:t>
+      </w:r>
+      <w:proofErr w:type="spellStart"/>
+      <w:r>
+        <w:t>trenutne</w:t>
+      </w:r>
+      <w:proofErr w:type="spellEnd"/>
+      <w:r>
+        <w:t xml:space="preserve"> </w:t>
+      </w:r>
+      <w:proofErr w:type="spellStart"/>
+      <w:r>
+        <w:t>konfiguracije</w:t>
+      </w:r>
+      <w:proofErr w:type="spellEnd"/>
+      <w:r>
+        <w:t xml:space="preserve"> </w:t>
+      </w:r>
+      <w:proofErr w:type="spellStart"/>
+      <w:r>
+        <w:t>pritiska</w:t>
+      </w:r>
+      <w:proofErr w:type="spellEnd"/>
+      <w:r>
+        <w:t xml:space="preserve"> </w:t>
+      </w:r>
+      <w:proofErr w:type="spellStart"/>
+      <w:r>
+        <w:t>dugme</w:t>
+      </w:r>
+      <w:proofErr w:type="spellEnd"/>
+      <w:r>
+        <w:t xml:space="preserve"> za </w:t>
+      </w:r>
+      <w:proofErr w:type="spellStart"/>
+      <w:r>
+        <w:t>biranje</w:t>
+      </w:r>
+      <w:proofErr w:type="spellEnd"/>
+      <w:r>
+        <w:t xml:space="preserve"> </w:t>
+      </w:r>
+      <w:proofErr w:type="spellStart"/>
+      <w:r>
+        <w:t>određenog</w:t>
+      </w:r>
+      <w:proofErr w:type="spellEnd"/>
+      <w:r>
+        <w:t xml:space="preserve"> </w:t>
+      </w:r>
+      <w:proofErr w:type="spellStart"/>
+      <w:r>
+        <w:t>tipa</w:t>
+      </w:r>
+      <w:proofErr w:type="spellEnd"/>
+      <w:r>
+        <w:t xml:space="preserve"> </w:t>
+      </w:r>
+      <w:proofErr w:type="spellStart"/>
+      <w:r>
+        <w:t>komponente</w:t>
+      </w:r>
+      <w:proofErr w:type="spellEnd"/>
+      <w:r>
+        <w:t>.</w:t>
+      </w:r>
+    </w:p>
+    <w:p>
+      <w:r>
+        <w:lastRenderedPageBreak/>
+        <w:t xml:space="preserve">2. </w:t>
+      </w:r>
+      <w:proofErr w:type="spellStart"/>
+      <w:r>
+        <w:t>Iz</w:t>
+      </w:r>
+      <w:proofErr w:type="spellEnd"/>
+      <w:r>
+        <w:t xml:space="preserve"> </w:t>
+      </w:r>
+      <w:proofErr w:type="spellStart"/>
+      <w:r>
+        <w:t>baze</w:t>
+      </w:r>
+      <w:proofErr w:type="spellEnd"/>
+      <w:r>
+        <w:t xml:space="preserve"> </w:t>
+      </w:r>
+      <w:proofErr w:type="spellStart"/>
+      <w:r>
+        <w:t>podataka</w:t>
+      </w:r>
+      <w:proofErr w:type="spellEnd"/>
+      <w:r>
+        <w:t xml:space="preserve"> se </w:t>
+      </w:r>
+      <w:proofErr w:type="spellStart"/>
+      <w:r>
+        <w:t>uzimaju</w:t>
+      </w:r>
+      <w:proofErr w:type="spellEnd"/>
+      <w:r>
+        <w:t xml:space="preserve"> </w:t>
+      </w:r>
+      <w:proofErr w:type="spellStart"/>
+      <w:r>
+        <w:t>komponente</w:t>
+      </w:r>
+      <w:proofErr w:type="spellEnd"/>
+      <w:r>
+        <w:t xml:space="preserve"> </w:t>
+      </w:r>
+      <w:proofErr w:type="spellStart"/>
+      <w:r>
+        <w:t>koje</w:t>
+      </w:r>
+      <w:proofErr w:type="spellEnd"/>
+      <w:r>
+        <w:t xml:space="preserve"> </w:t>
+      </w:r>
+      <w:proofErr w:type="spellStart"/>
+      <w:r>
+        <w:t>pripadaju</w:t>
+      </w:r>
+      <w:proofErr w:type="spellEnd"/>
+      <w:r>
+        <w:t xml:space="preserve"> </w:t>
+      </w:r>
+      <w:proofErr w:type="spellStart"/>
+      <w:r>
+        <w:t>posmatranom</w:t>
+      </w:r>
+      <w:proofErr w:type="spellEnd"/>
+      <w:r>
+        <w:t xml:space="preserve"> </w:t>
+      </w:r>
+      <w:proofErr w:type="spellStart"/>
+      <w:r>
+        <w:t>tipu</w:t>
+      </w:r>
+      <w:proofErr w:type="spellEnd"/>
+      <w:r>
+        <w:t xml:space="preserve">, </w:t>
+      </w:r>
+      <w:proofErr w:type="spellStart"/>
+      <w:r>
+        <w:t>uz</w:t>
+      </w:r>
+      <w:proofErr w:type="spellEnd"/>
+      <w:r>
+        <w:t xml:space="preserve"> </w:t>
+      </w:r>
+      <w:proofErr w:type="spellStart"/>
+      <w:r>
+        <w:t>proveru</w:t>
+      </w:r>
+      <w:proofErr w:type="spellEnd"/>
+      <w:r>
+        <w:t xml:space="preserve"> </w:t>
+      </w:r>
+      <w:proofErr w:type="spellStart"/>
+      <w:r>
+        <w:t>kompatibilnosti</w:t>
+      </w:r>
+      <w:proofErr w:type="spellEnd"/>
+      <w:r>
+        <w:t xml:space="preserve"> </w:t>
+      </w:r>
+      <w:proofErr w:type="spellStart"/>
+      <w:r>
+        <w:t>sa</w:t>
+      </w:r>
+      <w:proofErr w:type="spellEnd"/>
+      <w:r>
+        <w:t xml:space="preserve"> </w:t>
+      </w:r>
+      <w:proofErr w:type="spellStart"/>
+      <w:r>
+        <w:t>ostalim</w:t>
+      </w:r>
+      <w:proofErr w:type="spellEnd"/>
+      <w:r>
+        <w:t xml:space="preserve"> </w:t>
+      </w:r>
+      <w:proofErr w:type="spellStart"/>
+      <w:r>
+        <w:t>komponentama</w:t>
+      </w:r>
+      <w:proofErr w:type="spellEnd"/>
+      <w:r>
+        <w:t xml:space="preserve"> </w:t>
+      </w:r>
+      <w:proofErr w:type="spellStart"/>
+      <w:r>
+        <w:t>koje</w:t>
+      </w:r>
+      <w:proofErr w:type="spellEnd"/>
+      <w:r>
+        <w:t xml:space="preserve"> se </w:t>
+      </w:r>
+      <w:proofErr w:type="spellStart"/>
+      <w:r>
+        <w:t>nalaze</w:t>
+      </w:r>
+      <w:proofErr w:type="spellEnd"/>
+      <w:r>
+        <w:t xml:space="preserve"> u </w:t>
+      </w:r>
+      <w:proofErr w:type="spellStart"/>
+      <w:r>
+        <w:t>trenutnoj</w:t>
+      </w:r>
+      <w:proofErr w:type="spellEnd"/>
+      <w:r>
+        <w:t xml:space="preserve"> </w:t>
+      </w:r>
+      <w:proofErr w:type="spellStart"/>
+      <w:r>
+        <w:t>konfiguraciji</w:t>
+      </w:r>
+      <w:proofErr w:type="spellEnd"/>
+      <w:r>
+        <w:t xml:space="preserve">, </w:t>
+      </w:r>
+      <w:proofErr w:type="spellStart"/>
+      <w:r>
+        <w:t>ukoliko</w:t>
+      </w:r>
+      <w:proofErr w:type="spellEnd"/>
+      <w:r>
+        <w:t xml:space="preserve"> </w:t>
+      </w:r>
+      <w:proofErr w:type="spellStart"/>
+      <w:r>
+        <w:t>trenutna</w:t>
+      </w:r>
+      <w:proofErr w:type="spellEnd"/>
+      <w:r>
+        <w:t xml:space="preserve"> </w:t>
+      </w:r>
+      <w:proofErr w:type="spellStart"/>
+      <w:r>
+        <w:t>konfiguracija</w:t>
+      </w:r>
+      <w:proofErr w:type="spellEnd"/>
+      <w:r>
+        <w:t xml:space="preserve"> </w:t>
+      </w:r>
+      <w:proofErr w:type="spellStart"/>
+      <w:r>
+        <w:t>nije</w:t>
+      </w:r>
+      <w:proofErr w:type="spellEnd"/>
+      <w:r>
+        <w:t xml:space="preserve"> </w:t>
+      </w:r>
+      <w:proofErr w:type="spellStart"/>
+      <w:r>
+        <w:t>prazna</w:t>
+      </w:r>
+      <w:proofErr w:type="spellEnd"/>
+      <w:r>
+        <w:t>.</w:t>
+      </w:r>
+    </w:p>
+    <w:p>
+      <w:r>
+        <w:t xml:space="preserve">3. </w:t>
+      </w:r>
+      <w:proofErr w:type="spellStart"/>
+      <w:r>
+        <w:t>Korisniku</w:t>
+      </w:r>
+      <w:proofErr w:type="spellEnd"/>
+      <w:r>
+        <w:t xml:space="preserve"> se </w:t>
+      </w:r>
+      <w:proofErr w:type="spellStart"/>
+      <w:r>
+        <w:t>na</w:t>
+      </w:r>
+      <w:proofErr w:type="spellEnd"/>
+      <w:r>
+        <w:t xml:space="preserve"> </w:t>
+      </w:r>
+      <w:proofErr w:type="spellStart"/>
+      <w:r>
+        <w:t>ekranu</w:t>
+      </w:r>
+      <w:proofErr w:type="spellEnd"/>
+      <w:r>
+        <w:t xml:space="preserve"> </w:t>
+      </w:r>
+      <w:proofErr w:type="spellStart"/>
+      <w:r>
+        <w:t>prikazuju</w:t>
+      </w:r>
+      <w:proofErr w:type="spellEnd"/>
+      <w:r>
+        <w:t xml:space="preserve"> </w:t>
+      </w:r>
+      <w:proofErr w:type="spellStart"/>
+      <w:r>
+        <w:t>komponente</w:t>
+      </w:r>
+      <w:proofErr w:type="spellEnd"/>
+      <w:r>
+        <w:t xml:space="preserve"> </w:t>
+      </w:r>
+      <w:proofErr w:type="spellStart"/>
+      <w:r>
+        <w:t>koje</w:t>
+      </w:r>
+      <w:proofErr w:type="spellEnd"/>
+      <w:r>
+        <w:t xml:space="preserve"> </w:t>
+      </w:r>
+      <w:proofErr w:type="spellStart"/>
+      <w:r>
+        <w:t>su</w:t>
+      </w:r>
+      <w:proofErr w:type="spellEnd"/>
+      <w:r>
+        <w:t xml:space="preserve"> </w:t>
+      </w:r>
+      <w:proofErr w:type="spellStart"/>
+      <w:r>
+        <w:t>rezultat</w:t>
+      </w:r>
+      <w:proofErr w:type="spellEnd"/>
+      <w:r>
+        <w:t xml:space="preserve"> date </w:t>
+      </w:r>
+      <w:proofErr w:type="spellStart"/>
+      <w:r>
+        <w:t>pretrage</w:t>
+      </w:r>
+      <w:proofErr w:type="spellEnd"/>
+      <w:r>
+        <w:t>.</w:t>
+      </w:r>
+    </w:p>
+    <w:p>
+      <w:r>
+        <w:t xml:space="preserve">4. </w:t>
+      </w:r>
+      <w:proofErr w:type="spellStart"/>
+      <w:r>
+        <w:t>Korisnik</w:t>
+      </w:r>
+      <w:proofErr w:type="spellEnd"/>
+      <w:r>
+        <w:t xml:space="preserve"> se za </w:t>
+      </w:r>
+      <w:proofErr w:type="spellStart"/>
+      <w:r>
+        <w:t>određenu</w:t>
+      </w:r>
+      <w:proofErr w:type="spellEnd"/>
+      <w:r>
+        <w:t xml:space="preserve"> </w:t>
+      </w:r>
+      <w:proofErr w:type="spellStart"/>
+      <w:r>
+        <w:t>komponentu</w:t>
+      </w:r>
+      <w:proofErr w:type="spellEnd"/>
+      <w:r>
+        <w:t xml:space="preserve"> </w:t>
+      </w:r>
+      <w:proofErr w:type="spellStart"/>
+      <w:r>
+        <w:t>odlučuje</w:t>
+      </w:r>
+      <w:proofErr w:type="spellEnd"/>
+      <w:r>
+        <w:t xml:space="preserve"> </w:t>
+      </w:r>
+      <w:proofErr w:type="spellStart"/>
+      <w:r>
+        <w:t>pritiskom</w:t>
+      </w:r>
+      <w:proofErr w:type="spellEnd"/>
+      <w:r>
+        <w:t xml:space="preserve"> </w:t>
+      </w:r>
+      <w:proofErr w:type="spellStart"/>
+      <w:r>
+        <w:t>dugmeta</w:t>
+      </w:r>
+      <w:proofErr w:type="spellEnd"/>
+      <w:r>
+        <w:t xml:space="preserve"> za </w:t>
+      </w:r>
+      <w:proofErr w:type="spellStart"/>
+      <w:r>
+        <w:t>biranje</w:t>
+      </w:r>
+      <w:proofErr w:type="spellEnd"/>
+      <w:r>
+        <w:t xml:space="preserve"> </w:t>
+      </w:r>
+      <w:proofErr w:type="spellStart"/>
+      <w:r>
+        <w:t>koje</w:t>
+      </w:r>
+      <w:proofErr w:type="spellEnd"/>
+      <w:r>
+        <w:t xml:space="preserve"> se </w:t>
+      </w:r>
+      <w:proofErr w:type="spellStart"/>
+      <w:r>
+        <w:t>nalazi</w:t>
+      </w:r>
+      <w:proofErr w:type="spellEnd"/>
+      <w:r>
+        <w:t xml:space="preserve"> pored </w:t>
+      </w:r>
+      <w:proofErr w:type="spellStart"/>
+      <w:r>
+        <w:t>svake</w:t>
+      </w:r>
+      <w:proofErr w:type="spellEnd"/>
+      <w:r>
+        <w:t xml:space="preserve"> </w:t>
+      </w:r>
+      <w:proofErr w:type="spellStart"/>
+      <w:r>
+        <w:t>komponente</w:t>
+      </w:r>
+      <w:proofErr w:type="spellEnd"/>
+      <w:r>
+        <w:t>.</w:t>
+      </w:r>
+    </w:p>
+    <w:p>
+      <w:r>
+        <w:t xml:space="preserve">5. </w:t>
+      </w:r>
+      <w:proofErr w:type="spellStart"/>
+      <w:r>
+        <w:t>Sistem</w:t>
+      </w:r>
+      <w:proofErr w:type="spellEnd"/>
+      <w:r>
+        <w:t xml:space="preserve"> </w:t>
+      </w:r>
+      <w:proofErr w:type="spellStart"/>
+      <w:r>
+        <w:t>dodaje</w:t>
+      </w:r>
+      <w:proofErr w:type="spellEnd"/>
+      <w:r>
+        <w:t xml:space="preserve"> </w:t>
+      </w:r>
+      <w:proofErr w:type="spellStart"/>
+      <w:r>
+        <w:t>izabranu</w:t>
+      </w:r>
+      <w:proofErr w:type="spellEnd"/>
+      <w:r>
+        <w:t xml:space="preserve"> </w:t>
+      </w:r>
+      <w:proofErr w:type="spellStart"/>
+      <w:r>
+        <w:t>komponentu</w:t>
+      </w:r>
+      <w:proofErr w:type="spellEnd"/>
+      <w:r>
+        <w:t xml:space="preserve"> u </w:t>
+      </w:r>
+      <w:proofErr w:type="spellStart"/>
+      <w:r>
+        <w:t>trenutnu</w:t>
+      </w:r>
+      <w:proofErr w:type="spellEnd"/>
+      <w:r>
+        <w:t xml:space="preserve"> </w:t>
+      </w:r>
+      <w:proofErr w:type="spellStart"/>
+      <w:r>
+        <w:t>konfiguraciju</w:t>
+      </w:r>
+      <w:proofErr w:type="spellEnd"/>
+      <w:r>
+        <w:t>.</w:t>
+      </w:r>
+    </w:p>
+    <w:p>
+      <w:r>
+        <w:t xml:space="preserve">6. </w:t>
+      </w:r>
+      <w:proofErr w:type="spellStart"/>
+      <w:r>
+        <w:t>Korisnik</w:t>
+      </w:r>
+      <w:proofErr w:type="spellEnd"/>
+      <w:r>
+        <w:t xml:space="preserve"> </w:t>
+      </w:r>
+      <w:proofErr w:type="spellStart"/>
+      <w:r>
+        <w:t>na</w:t>
+      </w:r>
+      <w:proofErr w:type="spellEnd"/>
+      <w:r>
+        <w:t xml:space="preserve"> </w:t>
+      </w:r>
+      <w:proofErr w:type="spellStart"/>
+      <w:r>
+        <w:t>stranici</w:t>
+      </w:r>
+      <w:proofErr w:type="spellEnd"/>
+      <w:r>
+        <w:t xml:space="preserve"> </w:t>
+      </w:r>
+      <w:proofErr w:type="spellStart"/>
+      <w:r>
+        <w:t>prikaza</w:t>
+      </w:r>
+      <w:proofErr w:type="spellEnd"/>
+      <w:r>
+        <w:t xml:space="preserve"> </w:t>
+      </w:r>
+      <w:proofErr w:type="spellStart"/>
+      <w:r>
+        <w:t>trenutne</w:t>
+      </w:r>
+      <w:proofErr w:type="spellEnd"/>
+      <w:r>
+        <w:t xml:space="preserve"> </w:t>
+      </w:r>
+      <w:proofErr w:type="spellStart"/>
+      <w:r>
+        <w:t>konfiguracije</w:t>
+      </w:r>
+      <w:proofErr w:type="spellEnd"/>
+      <w:r>
+        <w:t xml:space="preserve"> </w:t>
+      </w:r>
+      <w:proofErr w:type="spellStart"/>
+      <w:r>
+        <w:t>može</w:t>
+      </w:r>
+      <w:proofErr w:type="spellEnd"/>
+      <w:r>
+        <w:t xml:space="preserve"> </w:t>
+      </w:r>
+      <w:proofErr w:type="spellStart"/>
+      <w:r>
+        <w:t>videti</w:t>
+      </w:r>
+      <w:proofErr w:type="spellEnd"/>
+      <w:r>
+        <w:t xml:space="preserve"> </w:t>
+      </w:r>
+      <w:proofErr w:type="spellStart"/>
+      <w:r>
+        <w:t>komponentu</w:t>
+      </w:r>
+      <w:proofErr w:type="spellEnd"/>
+      <w:r>
+        <w:t xml:space="preserve"> </w:t>
+      </w:r>
+      <w:proofErr w:type="spellStart"/>
+      <w:r>
+        <w:t>koju</w:t>
+      </w:r>
+      <w:proofErr w:type="spellEnd"/>
+      <w:r>
+        <w:t xml:space="preserve"> je </w:t>
+      </w:r>
+      <w:proofErr w:type="spellStart"/>
+      <w:r>
+        <w:t>izabrao</w:t>
+      </w:r>
+      <w:proofErr w:type="spellEnd"/>
+      <w:r>
+        <w:t>.</w:t>
+      </w:r>
     </w:p>
     <w:p>
       <w:pPr>
@@ -2761,70 +4211,470 @@
           <w:b/>
           <w:bCs/>
           <w:color w:val="auto"/>
-        </w:rPr>
-      </w:pPr>
-      <w:bookmarkStart w:id="20" w:name="_Toc226806086"/>
-      <w:bookmarkEnd w:id="19"/>
-      <w:r>
-        <w:rPr>
-          <w:rStyle w:val="Heading2Char"/>
-          <w:color w:val="000000" w:themeColor="dark1"/>
           <w:sz w:val="24"/>
           <w:szCs w:val="24"/>
-        </w:rPr>
-        <w:t>1. Korisnik na stranici prikaza trenutne konfiguracije pritiska dugme za biranje određenog tipa komponente.</w:t>
-      </w:r>
-      <w:r>
-        <w:rPr>
-          <w:rStyle w:val="Heading2Char"/>
-          <w:color w:val="000000" w:themeColor="dark1"/>
+          <w:u w:val="single"/>
+        </w:rPr>
+      </w:pPr>
+      <w:bookmarkStart w:id="19" w:name="_Toc227265621"/>
+      <w:r>
+        <w:rPr>
+          <w:rStyle w:val="Heading2Char"/>
+          <w:b/>
+          <w:bCs/>
+          <w:color w:val="auto"/>
           <w:sz w:val="24"/>
           <w:szCs w:val="24"/>
         </w:rPr>
-        <w:br/>
-        <w:t>2. Iz baze podataka se uzimaju komponente koje pripadaju posmatranom tipu, uz proveru kompatibilnosti sa ostalim komponentama koje se nalaze u trenutnoj konfiguraciji, ukoliko trenutna konfiguracija nije prazna.</w:t>
-      </w:r>
-      <w:r>
-        <w:rPr>
-          <w:rStyle w:val="Heading2Char"/>
-          <w:color w:val="000000" w:themeColor="dark1"/>
+        <w:t>2.2.2</w:t>
+      </w:r>
+      <w:r>
+        <w:rPr>
+          <w:rStyle w:val="Heading2Char"/>
+          <w:b/>
+          <w:bCs/>
+          <w:color w:val="auto"/>
           <w:sz w:val="24"/>
           <w:szCs w:val="24"/>
         </w:rPr>
-        <w:br/>
-        <w:t>3. Korisniku se na ekranu prikazuju komponente koje su rezultat date pretrage.</w:t>
-      </w:r>
-      <w:r>
-        <w:rPr>
-          <w:rStyle w:val="Heading2Char"/>
-          <w:color w:val="000000" w:themeColor="dark1"/>
+        <w:tab/>
+      </w:r>
+      <w:proofErr w:type="spellStart"/>
+      <w:r>
+        <w:rPr>
+          <w:rStyle w:val="Heading2Char"/>
+          <w:b/>
+          <w:bCs/>
+          <w:color w:val="auto"/>
           <w:sz w:val="24"/>
           <w:szCs w:val="24"/>
-        </w:rPr>
-        <w:br/>
-        <w:t>4. Korisnik se za određenu komponentu odlučuje pritiskom dugmeta za biranje koje se nalazi pored svake komponente.</w:t>
-      </w:r>
-      <w:r>
-        <w:rPr>
-          <w:rStyle w:val="Heading2Char"/>
-          <w:color w:val="000000" w:themeColor="dark1"/>
+          <w:u w:val="single"/>
+        </w:rPr>
+        <w:t>Korisnik</w:t>
+      </w:r>
+      <w:proofErr w:type="spellEnd"/>
+      <w:r>
+        <w:rPr>
+          <w:rStyle w:val="Heading2Char"/>
+          <w:b/>
+          <w:bCs/>
+          <w:color w:val="auto"/>
           <w:sz w:val="24"/>
           <w:szCs w:val="24"/>
-        </w:rPr>
-        <w:br/>
-        <w:t>5. Sistem dodaje izabranu komponentu u trenutnu konfiguraciju.</w:t>
-      </w:r>
-      <w:r>
-        <w:rPr>
-          <w:rStyle w:val="Heading2Char"/>
-          <w:color w:val="000000" w:themeColor="dark1"/>
+          <w:u w:val="single"/>
+        </w:rPr>
+        <w:t xml:space="preserve"> se </w:t>
+      </w:r>
+      <w:proofErr w:type="spellStart"/>
+      <w:r>
+        <w:rPr>
+          <w:rStyle w:val="Heading2Char"/>
+          <w:b/>
+          <w:bCs/>
+          <w:color w:val="auto"/>
           <w:sz w:val="24"/>
           <w:szCs w:val="24"/>
-        </w:rPr>
-        <w:br/>
-        <w:t>6. Korisnik na stranici prikaza trenutne konfiguracije može videti komponentu koju je izabrao.</w:t>
-      </w:r>
-      <w:bookmarkEnd w:id="20"/>
+          <w:u w:val="single"/>
+        </w:rPr>
+        <w:t>odlučuje</w:t>
+      </w:r>
+      <w:proofErr w:type="spellEnd"/>
+      <w:r>
+        <w:rPr>
+          <w:rStyle w:val="Heading2Char"/>
+          <w:b/>
+          <w:bCs/>
+          <w:color w:val="auto"/>
+          <w:sz w:val="24"/>
+          <w:szCs w:val="24"/>
+          <w:u w:val="single"/>
+        </w:rPr>
+        <w:t xml:space="preserve"> </w:t>
+      </w:r>
+      <w:proofErr w:type="spellStart"/>
+      <w:r>
+        <w:rPr>
+          <w:rStyle w:val="Heading2Char"/>
+          <w:b/>
+          <w:bCs/>
+          <w:color w:val="auto"/>
+          <w:sz w:val="24"/>
+          <w:szCs w:val="24"/>
+          <w:u w:val="single"/>
+        </w:rPr>
+        <w:t>na</w:t>
+      </w:r>
+      <w:proofErr w:type="spellEnd"/>
+      <w:r>
+        <w:rPr>
+          <w:rStyle w:val="Heading2Char"/>
+          <w:b/>
+          <w:bCs/>
+          <w:color w:val="auto"/>
+          <w:sz w:val="24"/>
+          <w:szCs w:val="24"/>
+          <w:u w:val="single"/>
+        </w:rPr>
+        <w:t xml:space="preserve"> </w:t>
+      </w:r>
+      <w:proofErr w:type="spellStart"/>
+      <w:r>
+        <w:rPr>
+          <w:rStyle w:val="Heading2Char"/>
+          <w:b/>
+          <w:bCs/>
+          <w:color w:val="auto"/>
+          <w:sz w:val="24"/>
+          <w:szCs w:val="24"/>
+          <w:u w:val="single"/>
+        </w:rPr>
+        <w:t>uklanjanje</w:t>
+      </w:r>
+      <w:proofErr w:type="spellEnd"/>
+      <w:r>
+        <w:rPr>
+          <w:rStyle w:val="Heading2Char"/>
+          <w:b/>
+          <w:bCs/>
+          <w:color w:val="auto"/>
+          <w:sz w:val="24"/>
+          <w:szCs w:val="24"/>
+          <w:u w:val="single"/>
+        </w:rPr>
+        <w:t xml:space="preserve"> </w:t>
+      </w:r>
+      <w:proofErr w:type="spellStart"/>
+      <w:r>
+        <w:rPr>
+          <w:rStyle w:val="Heading2Char"/>
+          <w:b/>
+          <w:bCs/>
+          <w:color w:val="auto"/>
+          <w:sz w:val="24"/>
+          <w:szCs w:val="24"/>
+          <w:u w:val="single"/>
+        </w:rPr>
+        <w:t>komponente</w:t>
+      </w:r>
+      <w:proofErr w:type="spellEnd"/>
+      <w:r>
+        <w:rPr>
+          <w:rStyle w:val="Heading2Char"/>
+          <w:b/>
+          <w:bCs/>
+          <w:color w:val="auto"/>
+          <w:sz w:val="24"/>
+          <w:szCs w:val="24"/>
+          <w:u w:val="single"/>
+        </w:rPr>
+        <w:t xml:space="preserve"> </w:t>
+      </w:r>
+      <w:proofErr w:type="spellStart"/>
+      <w:r>
+        <w:rPr>
+          <w:rStyle w:val="Heading2Char"/>
+          <w:b/>
+          <w:bCs/>
+          <w:color w:val="auto"/>
+          <w:sz w:val="24"/>
+          <w:szCs w:val="24"/>
+          <w:u w:val="single"/>
+        </w:rPr>
+        <w:t>iz</w:t>
+      </w:r>
+      <w:proofErr w:type="spellEnd"/>
+      <w:r>
+        <w:rPr>
+          <w:rStyle w:val="Heading2Char"/>
+          <w:b/>
+          <w:bCs/>
+          <w:color w:val="auto"/>
+          <w:sz w:val="24"/>
+          <w:szCs w:val="24"/>
+          <w:u w:val="single"/>
+        </w:rPr>
+        <w:t xml:space="preserve"> </w:t>
+      </w:r>
+      <w:proofErr w:type="spellStart"/>
+      <w:r>
+        <w:rPr>
+          <w:rStyle w:val="Heading2Char"/>
+          <w:b/>
+          <w:bCs/>
+          <w:color w:val="auto"/>
+          <w:sz w:val="24"/>
+          <w:szCs w:val="24"/>
+          <w:u w:val="single"/>
+        </w:rPr>
+        <w:t>konfiguracije</w:t>
+      </w:r>
+      <w:bookmarkStart w:id="20" w:name="_Toc226745011"/>
+      <w:bookmarkEnd w:id="19"/>
+      <w:proofErr w:type="spellEnd"/>
+    </w:p>
+    <w:bookmarkEnd w:id="20"/>
+    <w:p>
+      <w:r>
+        <w:t xml:space="preserve">1. </w:t>
+      </w:r>
+      <w:proofErr w:type="spellStart"/>
+      <w:r>
+        <w:t>Korisnik</w:t>
+      </w:r>
+      <w:proofErr w:type="spellEnd"/>
+      <w:r>
+        <w:t xml:space="preserve"> </w:t>
+      </w:r>
+      <w:proofErr w:type="spellStart"/>
+      <w:r>
+        <w:t>na</w:t>
+      </w:r>
+      <w:proofErr w:type="spellEnd"/>
+      <w:r>
+        <w:t xml:space="preserve"> </w:t>
+      </w:r>
+      <w:proofErr w:type="spellStart"/>
+      <w:r>
+        <w:t>stranici</w:t>
+      </w:r>
+      <w:proofErr w:type="spellEnd"/>
+      <w:r>
+        <w:t xml:space="preserve"> </w:t>
+      </w:r>
+      <w:proofErr w:type="spellStart"/>
+      <w:r>
+        <w:t>prikaza</w:t>
+      </w:r>
+      <w:proofErr w:type="spellEnd"/>
+      <w:r>
+        <w:t xml:space="preserve"> </w:t>
+      </w:r>
+      <w:proofErr w:type="spellStart"/>
+      <w:r>
+        <w:t>trenutne</w:t>
+      </w:r>
+      <w:proofErr w:type="spellEnd"/>
+      <w:r>
+        <w:t xml:space="preserve"> </w:t>
+      </w:r>
+      <w:proofErr w:type="spellStart"/>
+      <w:r>
+        <w:t>konfiguracije</w:t>
+      </w:r>
+      <w:proofErr w:type="spellEnd"/>
+      <w:r>
+        <w:t xml:space="preserve"> </w:t>
+      </w:r>
+      <w:proofErr w:type="spellStart"/>
+      <w:r>
+        <w:t>pritiska</w:t>
+      </w:r>
+      <w:proofErr w:type="spellEnd"/>
+      <w:r>
+        <w:t xml:space="preserve"> </w:t>
+      </w:r>
+      <w:proofErr w:type="spellStart"/>
+      <w:r>
+        <w:t>dugme</w:t>
+      </w:r>
+      <w:proofErr w:type="spellEnd"/>
+      <w:r>
+        <w:t xml:space="preserve"> za </w:t>
+      </w:r>
+      <w:proofErr w:type="spellStart"/>
+      <w:r>
+        <w:t>uklanjanje</w:t>
+      </w:r>
+      <w:proofErr w:type="spellEnd"/>
+      <w:r>
+        <w:t xml:space="preserve"> </w:t>
+      </w:r>
+      <w:proofErr w:type="spellStart"/>
+      <w:r>
+        <w:t>komponente</w:t>
+      </w:r>
+      <w:proofErr w:type="spellEnd"/>
+      <w:r>
+        <w:t xml:space="preserve"> </w:t>
+      </w:r>
+      <w:proofErr w:type="spellStart"/>
+      <w:r>
+        <w:t>iz</w:t>
+      </w:r>
+      <w:proofErr w:type="spellEnd"/>
+      <w:r>
+        <w:t xml:space="preserve"> </w:t>
+      </w:r>
+      <w:proofErr w:type="spellStart"/>
+      <w:r>
+        <w:t>konfiguracije</w:t>
+      </w:r>
+      <w:proofErr w:type="spellEnd"/>
+      <w:r>
+        <w:t>.</w:t>
+      </w:r>
+    </w:p>
+    <w:p>
+      <w:r>
+        <w:t xml:space="preserve">2. </w:t>
+      </w:r>
+      <w:proofErr w:type="spellStart"/>
+      <w:r>
+        <w:t>Sistem</w:t>
+      </w:r>
+      <w:proofErr w:type="spellEnd"/>
+      <w:r>
+        <w:t xml:space="preserve"> </w:t>
+      </w:r>
+      <w:proofErr w:type="spellStart"/>
+      <w:r>
+        <w:t>komponentu</w:t>
+      </w:r>
+      <w:proofErr w:type="spellEnd"/>
+      <w:r>
+        <w:t xml:space="preserve"> </w:t>
+      </w:r>
+      <w:proofErr w:type="spellStart"/>
+      <w:r>
+        <w:t>uklanja</w:t>
+      </w:r>
+      <w:proofErr w:type="spellEnd"/>
+      <w:r>
+        <w:t xml:space="preserve"> </w:t>
+      </w:r>
+      <w:proofErr w:type="spellStart"/>
+      <w:r>
+        <w:t>iz</w:t>
+      </w:r>
+      <w:proofErr w:type="spellEnd"/>
+      <w:r>
+        <w:t xml:space="preserve"> </w:t>
+      </w:r>
+      <w:proofErr w:type="spellStart"/>
+      <w:r>
+        <w:t>trenutne</w:t>
+      </w:r>
+      <w:proofErr w:type="spellEnd"/>
+      <w:r>
+        <w:t xml:space="preserve"> </w:t>
+      </w:r>
+      <w:proofErr w:type="spellStart"/>
+      <w:r>
+        <w:t>konfiguracije</w:t>
+      </w:r>
+      <w:proofErr w:type="spellEnd"/>
+      <w:r>
+        <w:t>.</w:t>
+      </w:r>
+    </w:p>
+    <w:p>
+      <w:r>
+        <w:t xml:space="preserve">3. </w:t>
+      </w:r>
+      <w:proofErr w:type="spellStart"/>
+      <w:r>
+        <w:t>Korisniku</w:t>
+      </w:r>
+      <w:proofErr w:type="spellEnd"/>
+      <w:r>
+        <w:t xml:space="preserve"> se polje </w:t>
+      </w:r>
+      <w:proofErr w:type="spellStart"/>
+      <w:r>
+        <w:t>označeno</w:t>
+      </w:r>
+      <w:proofErr w:type="spellEnd"/>
+      <w:r>
+        <w:t xml:space="preserve"> za taj tip </w:t>
+      </w:r>
+      <w:proofErr w:type="spellStart"/>
+      <w:r>
+        <w:t>komponente</w:t>
+      </w:r>
+      <w:proofErr w:type="spellEnd"/>
+      <w:r>
+        <w:t xml:space="preserve"> </w:t>
+      </w:r>
+      <w:proofErr w:type="spellStart"/>
+      <w:r>
+        <w:t>koja</w:t>
+      </w:r>
+      <w:proofErr w:type="spellEnd"/>
+      <w:r>
+        <w:t xml:space="preserve"> je </w:t>
+      </w:r>
+      <w:proofErr w:type="spellStart"/>
+      <w:r>
+        <w:t>uklonjena</w:t>
+      </w:r>
+      <w:proofErr w:type="spellEnd"/>
+      <w:r>
+        <w:t xml:space="preserve"> </w:t>
+      </w:r>
+      <w:proofErr w:type="spellStart"/>
+      <w:r>
+        <w:t>oslobađa</w:t>
+      </w:r>
+      <w:proofErr w:type="spellEnd"/>
+      <w:r>
+        <w:t xml:space="preserve"> </w:t>
+      </w:r>
+      <w:proofErr w:type="spellStart"/>
+      <w:r>
+        <w:t>i</w:t>
+      </w:r>
+      <w:proofErr w:type="spellEnd"/>
+      <w:r>
+        <w:t xml:space="preserve"> </w:t>
+      </w:r>
+      <w:proofErr w:type="spellStart"/>
+      <w:r>
+        <w:t>ponovo</w:t>
+      </w:r>
+      <w:proofErr w:type="spellEnd"/>
+      <w:r>
+        <w:t xml:space="preserve"> </w:t>
+      </w:r>
+      <w:proofErr w:type="spellStart"/>
+      <w:r>
+        <w:t>može</w:t>
+      </w:r>
+      <w:proofErr w:type="spellEnd"/>
+      <w:r>
+        <w:t xml:space="preserve"> da se </w:t>
+      </w:r>
+      <w:proofErr w:type="spellStart"/>
+      <w:r>
+        <w:t>odluči</w:t>
+      </w:r>
+      <w:proofErr w:type="spellEnd"/>
+      <w:r>
+        <w:t xml:space="preserve"> </w:t>
+      </w:r>
+      <w:proofErr w:type="spellStart"/>
+      <w:r>
+        <w:t>na</w:t>
+      </w:r>
+      <w:proofErr w:type="spellEnd"/>
+      <w:r>
+        <w:t xml:space="preserve"> </w:t>
+      </w:r>
+      <w:proofErr w:type="spellStart"/>
+      <w:r>
+        <w:t>biranje</w:t>
+      </w:r>
+      <w:proofErr w:type="spellEnd"/>
+      <w:r>
+        <w:t xml:space="preserve"> </w:t>
+      </w:r>
+      <w:proofErr w:type="spellStart"/>
+      <w:r>
+        <w:t>komponente</w:t>
+      </w:r>
+      <w:proofErr w:type="spellEnd"/>
+      <w:r>
+        <w:t>.</w:t>
+      </w:r>
     </w:p>
     <w:p>
       <w:pPr>
@@ -2833,34 +4683,45 @@
           <w:b/>
           <w:bCs/>
           <w:color w:val="auto"/>
+        </w:rPr>
+      </w:pPr>
+      <w:bookmarkStart w:id="21" w:name="_Toc227265622"/>
+      <w:r>
+        <w:rPr>
+          <w:rStyle w:val="Heading2Char"/>
+          <w:b/>
+          <w:bCs/>
+          <w:color w:val="auto"/>
+          <w:sz w:val="24"/>
+          <w:szCs w:val="24"/>
+        </w:rPr>
+        <w:t>2.2.3</w:t>
+      </w:r>
+      <w:r>
+        <w:rPr>
+          <w:rStyle w:val="Heading2Char"/>
+          <w:b/>
+          <w:bCs/>
+          <w:color w:val="auto"/>
+          <w:sz w:val="24"/>
+          <w:szCs w:val="24"/>
+        </w:rPr>
+        <w:tab/>
+      </w:r>
+      <w:proofErr w:type="spellStart"/>
+      <w:r>
+        <w:rPr>
+          <w:rStyle w:val="Heading2Char"/>
+          <w:b/>
+          <w:bCs/>
+          <w:color w:val="auto"/>
           <w:sz w:val="24"/>
           <w:szCs w:val="24"/>
           <w:u w:val="single"/>
         </w:rPr>
-      </w:pPr>
-      <w:bookmarkStart w:id="21" w:name="_Toc226806087"/>
-      <w:r>
-        <w:rPr>
-          <w:rStyle w:val="Heading2Char"/>
-          <w:b/>
-          <w:bCs/>
-          <w:color w:val="auto"/>
-          <w:sz w:val="24"/>
-          <w:szCs w:val="24"/>
-        </w:rPr>
-        <w:t>2.2.2</w:t>
-      </w:r>
-      <w:r>
-        <w:rPr>
-          <w:rStyle w:val="Heading2Char"/>
-          <w:b/>
-          <w:bCs/>
-          <w:color w:val="auto"/>
-          <w:sz w:val="24"/>
-          <w:szCs w:val="24"/>
-        </w:rPr>
-        <w:tab/>
-      </w:r>
+        <w:t>Korisnik</w:t>
+      </w:r>
+      <w:proofErr w:type="spellEnd"/>
       <w:r>
         <w:rPr>
           <w:rStyle w:val="Heading2Char"/>
@@ -2871,244 +4732,972 @@
           <w:szCs w:val="24"/>
           <w:u w:val="single"/>
         </w:rPr>
-        <w:t>Korisnik se odlučuje na uklanjanje komponente iz konfiguracije</w:t>
-      </w:r>
-      <w:bookmarkStart w:id="22" w:name="_Toc226745011"/>
+        <w:t xml:space="preserve"> se </w:t>
+      </w:r>
+      <w:proofErr w:type="spellStart"/>
+      <w:r>
+        <w:rPr>
+          <w:rStyle w:val="Heading2Char"/>
+          <w:b/>
+          <w:bCs/>
+          <w:color w:val="auto"/>
+          <w:sz w:val="24"/>
+          <w:szCs w:val="24"/>
+          <w:u w:val="single"/>
+        </w:rPr>
+        <w:t>odlučuje</w:t>
+      </w:r>
+      <w:proofErr w:type="spellEnd"/>
+      <w:r>
+        <w:rPr>
+          <w:rStyle w:val="Heading2Char"/>
+          <w:b/>
+          <w:bCs/>
+          <w:color w:val="auto"/>
+          <w:sz w:val="24"/>
+          <w:szCs w:val="24"/>
+          <w:u w:val="single"/>
+        </w:rPr>
+        <w:t xml:space="preserve"> </w:t>
+      </w:r>
+      <w:proofErr w:type="spellStart"/>
+      <w:r>
+        <w:rPr>
+          <w:rStyle w:val="Heading2Char"/>
+          <w:b/>
+          <w:bCs/>
+          <w:color w:val="auto"/>
+          <w:sz w:val="24"/>
+          <w:szCs w:val="24"/>
+          <w:u w:val="single"/>
+        </w:rPr>
+        <w:t>na</w:t>
+      </w:r>
+      <w:proofErr w:type="spellEnd"/>
+      <w:r>
+        <w:rPr>
+          <w:rStyle w:val="Heading2Char"/>
+          <w:b/>
+          <w:bCs/>
+          <w:color w:val="auto"/>
+          <w:sz w:val="24"/>
+          <w:szCs w:val="24"/>
+          <w:u w:val="single"/>
+        </w:rPr>
+        <w:t xml:space="preserve"> </w:t>
+      </w:r>
+      <w:proofErr w:type="spellStart"/>
+      <w:r>
+        <w:rPr>
+          <w:rStyle w:val="Heading2Char"/>
+          <w:b/>
+          <w:bCs/>
+          <w:color w:val="auto"/>
+          <w:sz w:val="24"/>
+          <w:szCs w:val="24"/>
+          <w:u w:val="single"/>
+        </w:rPr>
+        <w:t>ručno</w:t>
+      </w:r>
+      <w:proofErr w:type="spellEnd"/>
+      <w:r>
+        <w:rPr>
+          <w:rStyle w:val="Heading2Char"/>
+          <w:b/>
+          <w:bCs/>
+          <w:color w:val="auto"/>
+          <w:sz w:val="24"/>
+          <w:szCs w:val="24"/>
+          <w:u w:val="single"/>
+        </w:rPr>
+        <w:t xml:space="preserve"> </w:t>
+      </w:r>
+      <w:proofErr w:type="spellStart"/>
+      <w:r>
+        <w:rPr>
+          <w:rStyle w:val="Heading2Char"/>
+          <w:b/>
+          <w:bCs/>
+          <w:color w:val="auto"/>
+          <w:sz w:val="24"/>
+          <w:szCs w:val="24"/>
+          <w:u w:val="single"/>
+        </w:rPr>
+        <w:t>biranje</w:t>
+      </w:r>
+      <w:proofErr w:type="spellEnd"/>
+      <w:r>
+        <w:rPr>
+          <w:rStyle w:val="Heading2Char"/>
+          <w:b/>
+          <w:bCs/>
+          <w:color w:val="auto"/>
+          <w:sz w:val="24"/>
+          <w:szCs w:val="24"/>
+          <w:u w:val="single"/>
+        </w:rPr>
+        <w:t xml:space="preserve"> </w:t>
+      </w:r>
+      <w:proofErr w:type="spellStart"/>
+      <w:r>
+        <w:rPr>
+          <w:rStyle w:val="Heading2Char"/>
+          <w:b/>
+          <w:bCs/>
+          <w:color w:val="auto"/>
+          <w:sz w:val="24"/>
+          <w:szCs w:val="24"/>
+          <w:u w:val="single"/>
+        </w:rPr>
+        <w:t>komponente</w:t>
+      </w:r>
+      <w:proofErr w:type="spellEnd"/>
+      <w:r>
+        <w:rPr>
+          <w:rStyle w:val="Heading2Char"/>
+          <w:b/>
+          <w:bCs/>
+          <w:color w:val="auto"/>
+          <w:sz w:val="24"/>
+          <w:szCs w:val="24"/>
+          <w:u w:val="single"/>
+        </w:rPr>
+        <w:t xml:space="preserve">, </w:t>
+      </w:r>
+      <w:proofErr w:type="spellStart"/>
+      <w:r>
+        <w:rPr>
+          <w:rStyle w:val="Heading2Char"/>
+          <w:b/>
+          <w:bCs/>
+          <w:color w:val="auto"/>
+          <w:sz w:val="24"/>
+          <w:szCs w:val="24"/>
+          <w:u w:val="single"/>
+        </w:rPr>
+        <w:t>ali</w:t>
+      </w:r>
+      <w:proofErr w:type="spellEnd"/>
+      <w:r>
+        <w:rPr>
+          <w:rStyle w:val="Heading2Char"/>
+          <w:b/>
+          <w:bCs/>
+          <w:color w:val="auto"/>
+          <w:sz w:val="24"/>
+          <w:szCs w:val="24"/>
+          <w:u w:val="single"/>
+        </w:rPr>
+        <w:t xml:space="preserve"> ne </w:t>
+      </w:r>
+      <w:proofErr w:type="spellStart"/>
+      <w:r>
+        <w:rPr>
+          <w:rStyle w:val="Heading2Char"/>
+          <w:b/>
+          <w:bCs/>
+          <w:color w:val="auto"/>
+          <w:sz w:val="24"/>
+          <w:szCs w:val="24"/>
+          <w:u w:val="single"/>
+        </w:rPr>
+        <w:t>postoji</w:t>
+      </w:r>
+      <w:proofErr w:type="spellEnd"/>
+      <w:r>
+        <w:rPr>
+          <w:rStyle w:val="Heading2Char"/>
+          <w:b/>
+          <w:bCs/>
+          <w:color w:val="auto"/>
+          <w:sz w:val="24"/>
+          <w:szCs w:val="24"/>
+          <w:u w:val="single"/>
+        </w:rPr>
+        <w:t xml:space="preserve"> </w:t>
+      </w:r>
+      <w:proofErr w:type="spellStart"/>
+      <w:r>
+        <w:rPr>
+          <w:rStyle w:val="Heading2Char"/>
+          <w:b/>
+          <w:bCs/>
+          <w:color w:val="auto"/>
+          <w:sz w:val="24"/>
+          <w:szCs w:val="24"/>
+          <w:u w:val="single"/>
+        </w:rPr>
+        <w:t>ni</w:t>
+      </w:r>
+      <w:proofErr w:type="spellEnd"/>
+      <w:r>
+        <w:rPr>
+          <w:rStyle w:val="Heading2Char"/>
+          <w:b/>
+          <w:bCs/>
+          <w:color w:val="auto"/>
+          <w:sz w:val="24"/>
+          <w:szCs w:val="24"/>
+          <w:u w:val="single"/>
+        </w:rPr>
+        <w:t xml:space="preserve"> </w:t>
+      </w:r>
+      <w:proofErr w:type="spellStart"/>
+      <w:r>
+        <w:rPr>
+          <w:rStyle w:val="Heading2Char"/>
+          <w:b/>
+          <w:bCs/>
+          <w:color w:val="auto"/>
+          <w:sz w:val="24"/>
+          <w:szCs w:val="24"/>
+          <w:u w:val="single"/>
+        </w:rPr>
+        <w:t>jedna</w:t>
+      </w:r>
+      <w:proofErr w:type="spellEnd"/>
+      <w:r>
+        <w:rPr>
+          <w:rStyle w:val="Heading2Char"/>
+          <w:b/>
+          <w:bCs/>
+          <w:color w:val="auto"/>
+          <w:sz w:val="24"/>
+          <w:szCs w:val="24"/>
+          <w:u w:val="single"/>
+        </w:rPr>
+        <w:t xml:space="preserve"> </w:t>
+      </w:r>
+      <w:proofErr w:type="spellStart"/>
+      <w:r>
+        <w:rPr>
+          <w:rStyle w:val="Heading2Char"/>
+          <w:b/>
+          <w:bCs/>
+          <w:color w:val="auto"/>
+          <w:sz w:val="24"/>
+          <w:szCs w:val="24"/>
+          <w:u w:val="single"/>
+        </w:rPr>
+        <w:t>komponenta</w:t>
+      </w:r>
+      <w:proofErr w:type="spellEnd"/>
+      <w:r>
+        <w:rPr>
+          <w:rStyle w:val="Heading2Char"/>
+          <w:b/>
+          <w:bCs/>
+          <w:color w:val="auto"/>
+          <w:sz w:val="24"/>
+          <w:szCs w:val="24"/>
+          <w:u w:val="single"/>
+        </w:rPr>
+        <w:t xml:space="preserve"> </w:t>
+      </w:r>
+      <w:proofErr w:type="spellStart"/>
+      <w:r>
+        <w:rPr>
+          <w:rStyle w:val="Heading2Char"/>
+          <w:b/>
+          <w:bCs/>
+          <w:color w:val="auto"/>
+          <w:sz w:val="24"/>
+          <w:szCs w:val="24"/>
+          <w:u w:val="single"/>
+        </w:rPr>
+        <w:t>koja</w:t>
+      </w:r>
+      <w:proofErr w:type="spellEnd"/>
+      <w:r>
+        <w:rPr>
+          <w:rStyle w:val="Heading2Char"/>
+          <w:b/>
+          <w:bCs/>
+          <w:color w:val="auto"/>
+          <w:sz w:val="24"/>
+          <w:szCs w:val="24"/>
+          <w:u w:val="single"/>
+        </w:rPr>
+        <w:t xml:space="preserve"> je </w:t>
+      </w:r>
+      <w:proofErr w:type="spellStart"/>
+      <w:r>
+        <w:rPr>
+          <w:rStyle w:val="Heading2Char"/>
+          <w:b/>
+          <w:bCs/>
+          <w:color w:val="auto"/>
+          <w:sz w:val="24"/>
+          <w:szCs w:val="24"/>
+          <w:u w:val="single"/>
+        </w:rPr>
+        <w:t>kompatibilna</w:t>
+      </w:r>
+      <w:proofErr w:type="spellEnd"/>
+      <w:r>
+        <w:rPr>
+          <w:rStyle w:val="Heading2Char"/>
+          <w:b/>
+          <w:bCs/>
+          <w:color w:val="auto"/>
+          <w:sz w:val="24"/>
+          <w:szCs w:val="24"/>
+          <w:u w:val="single"/>
+        </w:rPr>
+        <w:t xml:space="preserve"> </w:t>
+      </w:r>
+      <w:proofErr w:type="spellStart"/>
+      <w:r>
+        <w:rPr>
+          <w:rStyle w:val="Heading2Char"/>
+          <w:b/>
+          <w:bCs/>
+          <w:color w:val="auto"/>
+          <w:sz w:val="24"/>
+          <w:szCs w:val="24"/>
+          <w:u w:val="single"/>
+        </w:rPr>
+        <w:t>sa</w:t>
+      </w:r>
+      <w:proofErr w:type="spellEnd"/>
+      <w:r>
+        <w:rPr>
+          <w:rStyle w:val="Heading2Char"/>
+          <w:b/>
+          <w:bCs/>
+          <w:color w:val="auto"/>
+          <w:sz w:val="24"/>
+          <w:szCs w:val="24"/>
+          <w:u w:val="single"/>
+        </w:rPr>
+        <w:t xml:space="preserve"> </w:t>
+      </w:r>
+      <w:proofErr w:type="spellStart"/>
+      <w:r>
+        <w:rPr>
+          <w:rStyle w:val="Heading2Char"/>
+          <w:b/>
+          <w:bCs/>
+          <w:color w:val="auto"/>
+          <w:sz w:val="24"/>
+          <w:szCs w:val="24"/>
+          <w:u w:val="single"/>
+        </w:rPr>
+        <w:t>stanjem</w:t>
+      </w:r>
+      <w:proofErr w:type="spellEnd"/>
+      <w:r>
+        <w:rPr>
+          <w:rStyle w:val="Heading2Char"/>
+          <w:b/>
+          <w:bCs/>
+          <w:color w:val="auto"/>
+          <w:sz w:val="24"/>
+          <w:szCs w:val="24"/>
+          <w:u w:val="single"/>
+        </w:rPr>
+        <w:t xml:space="preserve"> </w:t>
+      </w:r>
+      <w:proofErr w:type="spellStart"/>
+      <w:r>
+        <w:rPr>
+          <w:rStyle w:val="Heading2Char"/>
+          <w:b/>
+          <w:bCs/>
+          <w:color w:val="auto"/>
+          <w:sz w:val="24"/>
+          <w:szCs w:val="24"/>
+          <w:u w:val="single"/>
+        </w:rPr>
+        <w:t>trenutne</w:t>
+      </w:r>
+      <w:proofErr w:type="spellEnd"/>
+      <w:r>
+        <w:rPr>
+          <w:rStyle w:val="Heading2Char"/>
+          <w:b/>
+          <w:bCs/>
+          <w:color w:val="auto"/>
+          <w:sz w:val="24"/>
+          <w:szCs w:val="24"/>
+          <w:u w:val="single"/>
+        </w:rPr>
+        <w:t xml:space="preserve"> </w:t>
+      </w:r>
+      <w:proofErr w:type="spellStart"/>
+      <w:r>
+        <w:rPr>
+          <w:rStyle w:val="Heading2Char"/>
+          <w:b/>
+          <w:bCs/>
+          <w:color w:val="auto"/>
+          <w:sz w:val="24"/>
+          <w:szCs w:val="24"/>
+          <w:u w:val="single"/>
+        </w:rPr>
+        <w:t>konfiguracije</w:t>
+      </w:r>
       <w:bookmarkEnd w:id="21"/>
+      <w:proofErr w:type="spellEnd"/>
     </w:p>
     <w:p>
       <w:pPr>
-        <w:pStyle w:val="Heading3"/>
-        <w:rPr>
-          <w:b/>
-          <w:bCs/>
-          <w:color w:val="auto"/>
+        <w:rPr>
+          <w:rFonts w:cs="Calibri"/>
         </w:rPr>
       </w:pPr>
-      <w:bookmarkStart w:id="23" w:name="_Toc226806088"/>
-      <w:bookmarkEnd w:id="22"/>
-      <w:r>
-        <w:rPr>
-          <w:rStyle w:val="Heading2Char"/>
-          <w:color w:val="000000" w:themeColor="dark1"/>
-          <w:sz w:val="24"/>
-          <w:szCs w:val="24"/>
-        </w:rPr>
-        <w:t>1. Korisnik na stranici prikaza trenutne konfiguracije pritiska dugme za uklanjanje komponente iz konfiguracije.</w:t>
-      </w:r>
-      <w:r>
-        <w:rPr>
-          <w:rStyle w:val="Heading2Char"/>
-          <w:color w:val="000000" w:themeColor="dark1"/>
-          <w:sz w:val="24"/>
-          <w:szCs w:val="24"/>
-        </w:rPr>
-        <w:br/>
-        <w:t>2. Sistem komponentu uklanja iz trenutne konfiguracije.</w:t>
-      </w:r>
-      <w:r>
-        <w:rPr>
-          <w:rStyle w:val="Heading2Char"/>
-          <w:color w:val="000000" w:themeColor="dark1"/>
-          <w:sz w:val="24"/>
-          <w:szCs w:val="24"/>
-        </w:rPr>
-        <w:br/>
-        <w:t>3. Korisniku se polje označeno za taj tip komponente koja je uklonjena oslobađa i ponovo može da se odluči na biranje komponente.</w:t>
-      </w:r>
-      <w:bookmarkEnd w:id="23"/>
+      <w:r>
+        <w:rPr>
+          <w:rFonts w:cs="Calibri"/>
+        </w:rPr>
+        <w:t xml:space="preserve">1. </w:t>
+      </w:r>
+      <w:proofErr w:type="spellStart"/>
+      <w:r>
+        <w:rPr>
+          <w:rFonts w:cs="Calibri"/>
+        </w:rPr>
+        <w:t>Korisnik</w:t>
+      </w:r>
+      <w:proofErr w:type="spellEnd"/>
+      <w:r>
+        <w:rPr>
+          <w:rFonts w:cs="Calibri"/>
+        </w:rPr>
+        <w:t xml:space="preserve"> </w:t>
+      </w:r>
+      <w:proofErr w:type="spellStart"/>
+      <w:r>
+        <w:rPr>
+          <w:rFonts w:cs="Calibri"/>
+        </w:rPr>
+        <w:t>vrši</w:t>
+      </w:r>
+      <w:proofErr w:type="spellEnd"/>
+      <w:r>
+        <w:rPr>
+          <w:rFonts w:cs="Calibri"/>
+        </w:rPr>
+        <w:t xml:space="preserve"> </w:t>
+      </w:r>
+      <w:proofErr w:type="spellStart"/>
+      <w:r>
+        <w:rPr>
+          <w:rFonts w:cs="Calibri"/>
+        </w:rPr>
+        <w:t>istu</w:t>
+      </w:r>
+      <w:proofErr w:type="spellEnd"/>
+      <w:r>
+        <w:rPr>
+          <w:rFonts w:cs="Calibri"/>
+        </w:rPr>
+        <w:t xml:space="preserve"> </w:t>
+      </w:r>
+      <w:proofErr w:type="spellStart"/>
+      <w:r>
+        <w:rPr>
+          <w:rFonts w:cs="Calibri"/>
+        </w:rPr>
+        <w:t>akciju</w:t>
+      </w:r>
+      <w:proofErr w:type="spellEnd"/>
+      <w:r>
+        <w:rPr>
+          <w:rFonts w:cs="Calibri"/>
+        </w:rPr>
+        <w:t xml:space="preserve"> </w:t>
+      </w:r>
+      <w:proofErr w:type="spellStart"/>
+      <w:r>
+        <w:rPr>
+          <w:rFonts w:cs="Calibri"/>
+        </w:rPr>
+        <w:t>kao</w:t>
+      </w:r>
+      <w:proofErr w:type="spellEnd"/>
+      <w:r>
+        <w:rPr>
+          <w:rFonts w:cs="Calibri"/>
+        </w:rPr>
+        <w:t xml:space="preserve"> u </w:t>
+      </w:r>
+      <w:proofErr w:type="spellStart"/>
+      <w:r>
+        <w:rPr>
+          <w:rFonts w:cs="Calibri"/>
+        </w:rPr>
+        <w:t>scenariju</w:t>
+      </w:r>
+      <w:proofErr w:type="spellEnd"/>
+      <w:r>
+        <w:rPr>
+          <w:rFonts w:cs="Calibri"/>
+        </w:rPr>
+        <w:t xml:space="preserve"> 2.2.1 (</w:t>
+      </w:r>
+      <w:proofErr w:type="spellStart"/>
+      <w:r>
+        <w:rPr>
+          <w:rFonts w:cs="Calibri"/>
+        </w:rPr>
+        <w:t>akcija</w:t>
+      </w:r>
+      <w:proofErr w:type="spellEnd"/>
+      <w:r>
+        <w:rPr>
+          <w:rFonts w:cs="Calibri"/>
+        </w:rPr>
+        <w:t xml:space="preserve"> 1).</w:t>
+      </w:r>
     </w:p>
     <w:p>
       <w:pPr>
-        <w:pStyle w:val="Heading3"/>
-        <w:rPr>
-          <w:b/>
-          <w:bCs/>
-          <w:color w:val="auto"/>
+        <w:rPr>
+          <w:rFonts w:cs="Calibri"/>
         </w:rPr>
       </w:pPr>
-      <w:bookmarkStart w:id="24" w:name="_Toc226806089"/>
-      <w:r>
-        <w:rPr>
-          <w:rStyle w:val="Heading2Char"/>
-          <w:b/>
-          <w:bCs/>
-          <w:color w:val="auto"/>
-          <w:sz w:val="24"/>
-          <w:szCs w:val="24"/>
-        </w:rPr>
-        <w:t>2.2.3</w:t>
-      </w:r>
-      <w:r>
-        <w:rPr>
-          <w:rStyle w:val="Heading2Char"/>
-          <w:b/>
-          <w:bCs/>
-          <w:color w:val="auto"/>
-          <w:sz w:val="24"/>
-          <w:szCs w:val="24"/>
-        </w:rPr>
-        <w:tab/>
-      </w:r>
-      <w:r>
-        <w:rPr>
-          <w:rStyle w:val="Heading2Char"/>
-          <w:b/>
-          <w:bCs/>
-          <w:color w:val="auto"/>
-          <w:sz w:val="24"/>
-          <w:szCs w:val="24"/>
-          <w:u w:val="single"/>
-        </w:rPr>
-        <w:t>Korisnik se odlučuje na ručno biranje komponente, ali ne postoji ni jedna komponenta koja je kompatibilna sa stanjem trenutne konfiguracije</w:t>
-      </w:r>
-      <w:bookmarkEnd w:id="24"/>
+      <w:r>
+        <w:rPr>
+          <w:rFonts w:cs="Calibri"/>
+        </w:rPr>
+        <w:t xml:space="preserve">2. </w:t>
+      </w:r>
+      <w:proofErr w:type="spellStart"/>
+      <w:r>
+        <w:rPr>
+          <w:rFonts w:cs="Calibri"/>
+        </w:rPr>
+        <w:t>Sistem</w:t>
+      </w:r>
+      <w:proofErr w:type="spellEnd"/>
+      <w:r>
+        <w:rPr>
+          <w:rFonts w:cs="Calibri"/>
+        </w:rPr>
+        <w:t xml:space="preserve"> </w:t>
+      </w:r>
+      <w:proofErr w:type="spellStart"/>
+      <w:r>
+        <w:rPr>
+          <w:rFonts w:cs="Calibri"/>
+        </w:rPr>
+        <w:t>prikazuje</w:t>
+      </w:r>
+      <w:proofErr w:type="spellEnd"/>
+      <w:r>
+        <w:rPr>
+          <w:rFonts w:cs="Calibri"/>
+        </w:rPr>
+        <w:t xml:space="preserve"> </w:t>
+      </w:r>
+      <w:proofErr w:type="spellStart"/>
+      <w:r>
+        <w:rPr>
+          <w:rFonts w:cs="Calibri"/>
+        </w:rPr>
+        <w:t>opisnu</w:t>
+      </w:r>
+      <w:proofErr w:type="spellEnd"/>
+      <w:r>
+        <w:rPr>
+          <w:rFonts w:cs="Calibri"/>
+        </w:rPr>
+        <w:t xml:space="preserve"> </w:t>
+      </w:r>
+      <w:proofErr w:type="spellStart"/>
+      <w:r>
+        <w:rPr>
+          <w:rFonts w:cs="Calibri"/>
+        </w:rPr>
+        <w:t>poruku</w:t>
+      </w:r>
+      <w:proofErr w:type="spellEnd"/>
+      <w:r>
+        <w:rPr>
+          <w:rFonts w:cs="Calibri"/>
+        </w:rPr>
+        <w:t xml:space="preserve"> </w:t>
+      </w:r>
+      <w:proofErr w:type="spellStart"/>
+      <w:r>
+        <w:rPr>
+          <w:rFonts w:cs="Calibri"/>
+        </w:rPr>
+        <w:t>koja</w:t>
+      </w:r>
+      <w:proofErr w:type="spellEnd"/>
+      <w:r>
+        <w:rPr>
+          <w:rFonts w:cs="Calibri"/>
+        </w:rPr>
+        <w:t xml:space="preserve"> </w:t>
+      </w:r>
+      <w:proofErr w:type="spellStart"/>
+      <w:r>
+        <w:rPr>
+          <w:rFonts w:cs="Calibri"/>
+        </w:rPr>
+        <w:t>govori</w:t>
+      </w:r>
+      <w:proofErr w:type="spellEnd"/>
+      <w:r>
+        <w:rPr>
+          <w:rFonts w:cs="Calibri"/>
+        </w:rPr>
+        <w:t xml:space="preserve"> </w:t>
+      </w:r>
+      <w:proofErr w:type="spellStart"/>
+      <w:r>
+        <w:rPr>
+          <w:rFonts w:cs="Calibri"/>
+        </w:rPr>
+        <w:t>korisniku</w:t>
+      </w:r>
+      <w:proofErr w:type="spellEnd"/>
+      <w:r>
+        <w:rPr>
+          <w:rFonts w:cs="Calibri"/>
+        </w:rPr>
+        <w:t xml:space="preserve"> da u </w:t>
+      </w:r>
+      <w:proofErr w:type="spellStart"/>
+      <w:r>
+        <w:rPr>
+          <w:rFonts w:cs="Calibri"/>
+        </w:rPr>
+        <w:t>bazi</w:t>
+      </w:r>
+      <w:proofErr w:type="spellEnd"/>
+      <w:r>
+        <w:rPr>
+          <w:rFonts w:cs="Calibri"/>
+        </w:rPr>
+        <w:t xml:space="preserve"> </w:t>
+      </w:r>
+      <w:proofErr w:type="spellStart"/>
+      <w:r>
+        <w:rPr>
+          <w:rFonts w:cs="Calibri"/>
+        </w:rPr>
+        <w:t>podataka</w:t>
+      </w:r>
+      <w:proofErr w:type="spellEnd"/>
+      <w:r>
+        <w:rPr>
+          <w:rFonts w:cs="Calibri"/>
+        </w:rPr>
+        <w:t xml:space="preserve"> ne </w:t>
+      </w:r>
+      <w:proofErr w:type="spellStart"/>
+      <w:r>
+        <w:rPr>
+          <w:rFonts w:cs="Calibri"/>
+        </w:rPr>
+        <w:t>postoje</w:t>
+      </w:r>
+      <w:proofErr w:type="spellEnd"/>
+      <w:r>
+        <w:rPr>
+          <w:rFonts w:cs="Calibri"/>
+        </w:rPr>
+        <w:t xml:space="preserve"> </w:t>
+      </w:r>
+      <w:proofErr w:type="spellStart"/>
+      <w:r>
+        <w:rPr>
+          <w:rFonts w:cs="Calibri"/>
+        </w:rPr>
+        <w:t>komponente</w:t>
+      </w:r>
+      <w:proofErr w:type="spellEnd"/>
+      <w:r>
+        <w:rPr>
+          <w:rFonts w:cs="Calibri"/>
+        </w:rPr>
+        <w:t xml:space="preserve"> </w:t>
+      </w:r>
+      <w:proofErr w:type="spellStart"/>
+      <w:r>
+        <w:rPr>
+          <w:rFonts w:cs="Calibri"/>
+        </w:rPr>
+        <w:t>određenog</w:t>
+      </w:r>
+      <w:proofErr w:type="spellEnd"/>
+      <w:r>
+        <w:rPr>
+          <w:rFonts w:cs="Calibri"/>
+        </w:rPr>
+        <w:t xml:space="preserve"> </w:t>
+      </w:r>
+      <w:proofErr w:type="spellStart"/>
+      <w:r>
+        <w:rPr>
+          <w:rFonts w:cs="Calibri"/>
+        </w:rPr>
+        <w:t>tipa</w:t>
+      </w:r>
+      <w:proofErr w:type="spellEnd"/>
+      <w:r>
+        <w:rPr>
+          <w:rFonts w:cs="Calibri"/>
+        </w:rPr>
+        <w:t xml:space="preserve"> </w:t>
+      </w:r>
+      <w:proofErr w:type="spellStart"/>
+      <w:r>
+        <w:rPr>
+          <w:rFonts w:cs="Calibri"/>
+        </w:rPr>
+        <w:t>koje</w:t>
+      </w:r>
+      <w:proofErr w:type="spellEnd"/>
+      <w:r>
+        <w:rPr>
+          <w:rFonts w:cs="Calibri"/>
+        </w:rPr>
+        <w:t xml:space="preserve"> </w:t>
+      </w:r>
+      <w:proofErr w:type="spellStart"/>
+      <w:r>
+        <w:rPr>
+          <w:rFonts w:cs="Calibri"/>
+        </w:rPr>
+        <w:t>su</w:t>
+      </w:r>
+      <w:proofErr w:type="spellEnd"/>
+      <w:r>
+        <w:rPr>
+          <w:rFonts w:cs="Calibri"/>
+        </w:rPr>
+        <w:t xml:space="preserve"> </w:t>
+      </w:r>
+      <w:proofErr w:type="spellStart"/>
+      <w:r>
+        <w:rPr>
+          <w:rFonts w:cs="Calibri"/>
+        </w:rPr>
+        <w:t>kompatibilne</w:t>
+      </w:r>
+      <w:proofErr w:type="spellEnd"/>
+      <w:r>
+        <w:rPr>
+          <w:rFonts w:cs="Calibri"/>
+        </w:rPr>
+        <w:t xml:space="preserve"> </w:t>
+      </w:r>
+      <w:proofErr w:type="spellStart"/>
+      <w:r>
+        <w:rPr>
+          <w:rFonts w:cs="Calibri"/>
+        </w:rPr>
+        <w:t>sa</w:t>
+      </w:r>
+      <w:proofErr w:type="spellEnd"/>
+      <w:r>
+        <w:rPr>
+          <w:rFonts w:cs="Calibri"/>
+        </w:rPr>
+        <w:t xml:space="preserve"> </w:t>
+      </w:r>
+      <w:proofErr w:type="spellStart"/>
+      <w:r>
+        <w:rPr>
+          <w:rFonts w:cs="Calibri"/>
+        </w:rPr>
+        <w:t>trenutnim</w:t>
+      </w:r>
+      <w:proofErr w:type="spellEnd"/>
+      <w:r>
+        <w:rPr>
+          <w:rFonts w:cs="Calibri"/>
+        </w:rPr>
+        <w:t xml:space="preserve"> </w:t>
+      </w:r>
+      <w:proofErr w:type="spellStart"/>
+      <w:r>
+        <w:rPr>
+          <w:rFonts w:cs="Calibri"/>
+        </w:rPr>
+        <w:t>stanjem</w:t>
+      </w:r>
+      <w:proofErr w:type="spellEnd"/>
+      <w:r>
+        <w:rPr>
+          <w:rFonts w:cs="Calibri"/>
+        </w:rPr>
+        <w:t xml:space="preserve"> </w:t>
+      </w:r>
+      <w:proofErr w:type="spellStart"/>
+      <w:r>
+        <w:rPr>
+          <w:rFonts w:cs="Calibri"/>
+        </w:rPr>
+        <w:t>konfiguracije</w:t>
+      </w:r>
+      <w:proofErr w:type="spellEnd"/>
+      <w:r>
+        <w:rPr>
+          <w:rFonts w:cs="Calibri"/>
+        </w:rPr>
+        <w:t>.</w:t>
+      </w:r>
     </w:p>
     <w:p>
       <w:pPr>
         <w:rPr>
-          <w:rFonts w:ascii="Calibri Light" w:hAnsi="Calibri Light"/>
-        </w:rPr>
-      </w:pPr>
-      <w:r>
-        <w:rPr>
-          <w:rFonts w:ascii="Calibri Light" w:hAnsi="Calibri Light"/>
-          <w:lang w:val="sr-Latn-RS"/>
-        </w:rPr>
-        <w:t xml:space="preserve">1. </w:t>
-      </w:r>
-      <w:r>
-        <w:rPr>
-          <w:rStyle w:val="Heading2Char"/>
-          <w:color w:val="000000" w:themeColor="dark1"/>
+          <w:rStyle w:val="Heading2Char"/>
+          <w:color w:val="auto"/>
           <w:sz w:val="24"/>
           <w:szCs w:val="24"/>
           <w:lang w:val="sr-Latn-RS"/>
         </w:rPr>
-        <w:t>Korisnik vrši istu akciju kao u scenariju 2.2.1 (akcija 1).</w:t>
-      </w:r>
-      <w:r>
-        <w:rPr>
-          <w:rStyle w:val="Heading2Char"/>
-          <w:color w:val="000000" w:themeColor="dark1"/>
+      </w:pPr>
+      <w:r>
+        <w:rPr>
+          <w:sz w:val="22"/>
+          <w:szCs w:val="22"/>
+          <w:lang w:val="sr-Latn-RS"/>
+        </w:rPr>
+        <w:br/>
+      </w:r>
+      <w:bookmarkStart w:id="22" w:name="_Toc209865006"/>
+      <w:bookmarkStart w:id="23" w:name="_Toc227265623"/>
+      <w:r>
+        <w:rPr>
+          <w:rStyle w:val="Heading2Char"/>
+          <w:b/>
+          <w:bCs/>
+          <w:color w:val="auto"/>
+        </w:rPr>
+        <w:t xml:space="preserve">2.3 </w:t>
+      </w:r>
+      <w:r>
+        <w:rPr>
+          <w:rStyle w:val="Heading2Char"/>
+          <w:b/>
+          <w:bCs/>
+          <w:color w:val="auto"/>
+        </w:rPr>
+        <w:tab/>
+      </w:r>
+      <w:proofErr w:type="spellStart"/>
+      <w:r>
+        <w:rPr>
+          <w:rStyle w:val="Heading2Char"/>
+          <w:b/>
+          <w:bCs/>
+          <w:color w:val="auto"/>
+        </w:rPr>
+        <w:t>Posebni</w:t>
+      </w:r>
+      <w:proofErr w:type="spellEnd"/>
+      <w:r>
+        <w:rPr>
+          <w:rStyle w:val="Heading2Char"/>
+          <w:b/>
+          <w:bCs/>
+          <w:color w:val="auto"/>
+        </w:rPr>
+        <w:t xml:space="preserve"> </w:t>
+      </w:r>
+      <w:proofErr w:type="spellStart"/>
+      <w:r>
+        <w:rPr>
+          <w:rStyle w:val="Heading2Char"/>
+          <w:b/>
+          <w:bCs/>
+          <w:color w:val="auto"/>
+        </w:rPr>
+        <w:t>zahtevi</w:t>
+      </w:r>
+      <w:bookmarkEnd w:id="22"/>
+      <w:bookmarkEnd w:id="23"/>
+      <w:proofErr w:type="spellEnd"/>
+    </w:p>
+    <w:p>
+      <w:r>
+        <w:t>Nema.</w:t>
+      </w:r>
+    </w:p>
+    <w:p>
+      <w:pPr>
+        <w:rPr>
+          <w:rStyle w:val="Heading2Char"/>
+          <w:color w:val="auto"/>
           <w:sz w:val="24"/>
           <w:szCs w:val="24"/>
           <w:lang w:val="sr-Latn-RS"/>
         </w:rPr>
-        <w:br/>
-        <w:t>2. Sistem prikazuje opisnu poruku koja govori korisniku da u bazi podataka ne postoje komponente određenog tipa koje su kompatibilne sa trenutnim stanjem konfiguracije.</w:t>
-      </w:r>
+      </w:pPr>
+      <w:bookmarkStart w:id="24" w:name="_Toc209865007"/>
+      <w:bookmarkStart w:id="25" w:name="_Toc227265624"/>
+      <w:r>
+        <w:rPr>
+          <w:rStyle w:val="Heading2Char"/>
+          <w:b/>
+          <w:bCs/>
+          <w:color w:val="auto"/>
+        </w:rPr>
+        <w:t xml:space="preserve">2.4 </w:t>
+      </w:r>
+      <w:r>
+        <w:rPr>
+          <w:rStyle w:val="Heading2Char"/>
+          <w:b/>
+          <w:bCs/>
+          <w:color w:val="auto"/>
+        </w:rPr>
+        <w:tab/>
+      </w:r>
+      <w:proofErr w:type="spellStart"/>
+      <w:r>
+        <w:rPr>
+          <w:rStyle w:val="Heading2Char"/>
+          <w:b/>
+          <w:bCs/>
+          <w:color w:val="auto"/>
+        </w:rPr>
+        <w:t>Preduslovi</w:t>
+      </w:r>
+      <w:bookmarkEnd w:id="24"/>
+      <w:bookmarkEnd w:id="25"/>
+      <w:proofErr w:type="spellEnd"/>
     </w:p>
     <w:p>
-      <w:pPr>
-        <w:rPr>
-          <w:b/>
-          <w:bCs/>
-          <w:color w:val="000000" w:themeColor="dark1"/>
-        </w:rPr>
-      </w:pPr>
-      <w:r>
-        <w:rPr>
-          <w:sz w:val="22"/>
-          <w:szCs w:val="22"/>
-          <w:lang w:val="sr-Latn-RS"/>
-        </w:rPr>
-        <w:br/>
-      </w:r>
-      <w:bookmarkStart w:id="25" w:name="_Toc209865006"/>
-      <w:bookmarkStart w:id="26" w:name="_Toc226806090"/>
-      <w:r>
-        <w:rPr>
-          <w:rStyle w:val="Heading2Char"/>
-          <w:b/>
-          <w:bCs/>
-          <w:color w:val="auto"/>
-        </w:rPr>
-        <w:t xml:space="preserve">2.3 </w:t>
-      </w:r>
-      <w:r>
-        <w:rPr>
-          <w:rStyle w:val="Heading2Char"/>
-          <w:b/>
-          <w:bCs/>
-          <w:color w:val="auto"/>
-        </w:rPr>
-        <w:tab/>
-        <w:t>Posebni zahtevi</w:t>
-      </w:r>
-      <w:bookmarkEnd w:id="25"/>
-      <w:r>
-        <w:rPr>
-          <w:rStyle w:val="Heading2Char"/>
-          <w:b/>
-          <w:bCs/>
-          <w:color w:val="auto"/>
-        </w:rPr>
-        <w:br/>
-      </w:r>
-      <w:r>
-        <w:rPr>
-          <w:rStyle w:val="Heading2Char"/>
-          <w:color w:val="auto"/>
-          <w:sz w:val="24"/>
-          <w:szCs w:val="24"/>
-          <w:lang w:val="sr-Latn-RS"/>
-        </w:rPr>
-        <w:t>Nema.</w:t>
-      </w:r>
-      <w:bookmarkEnd w:id="26"/>
-    </w:p>
-    <w:p>
-      <w:pPr>
-        <w:rPr>
-          <w:rFonts w:ascii="Calibri Light" w:hAnsi="Calibri Light"/>
-          <w:b/>
-          <w:bCs/>
-          <w:color w:val="000000" w:themeColor="dark1"/>
-        </w:rPr>
-      </w:pPr>
-      <w:bookmarkStart w:id="27" w:name="_Toc209865007"/>
-      <w:bookmarkStart w:id="28" w:name="_Toc226806091"/>
-      <w:r>
-        <w:rPr>
-          <w:rStyle w:val="Heading2Char"/>
-          <w:b/>
-          <w:bCs/>
-          <w:color w:val="auto"/>
-        </w:rPr>
-        <w:t xml:space="preserve">2.4 </w:t>
-      </w:r>
-      <w:r>
-        <w:rPr>
-          <w:rStyle w:val="Heading2Char"/>
-          <w:b/>
-          <w:bCs/>
-          <w:color w:val="auto"/>
-        </w:rPr>
-        <w:tab/>
-        <w:t>Preduslovi</w:t>
-      </w:r>
-      <w:bookmarkEnd w:id="27"/>
-      <w:r>
-        <w:rPr>
-          <w:rStyle w:val="Heading2Char"/>
-          <w:b/>
-          <w:bCs/>
-          <w:color w:val="auto"/>
-        </w:rPr>
-        <w:br/>
-      </w:r>
-      <w:r>
-        <w:rPr>
-          <w:rStyle w:val="Heading2Char"/>
-          <w:color w:val="auto"/>
-          <w:sz w:val="24"/>
-          <w:szCs w:val="24"/>
-          <w:lang w:val="sr-Latn-RS"/>
-        </w:rPr>
-        <w:t>Korisnik mora biti ulogovan u sistem.</w:t>
-      </w:r>
-      <w:bookmarkEnd w:id="28"/>
+      <w:proofErr w:type="spellStart"/>
+      <w:r>
+        <w:t>Korisnik</w:t>
+      </w:r>
+      <w:proofErr w:type="spellEnd"/>
+      <w:r>
+        <w:t xml:space="preserve"> mora </w:t>
+      </w:r>
+      <w:proofErr w:type="spellStart"/>
+      <w:r>
+        <w:t>biti</w:t>
+      </w:r>
+      <w:proofErr w:type="spellEnd"/>
+      <w:r>
+        <w:t xml:space="preserve"> </w:t>
+      </w:r>
+      <w:proofErr w:type="spellStart"/>
+      <w:r>
+        <w:t>ulogovan</w:t>
+      </w:r>
+      <w:proofErr w:type="spellEnd"/>
+      <w:r>
+        <w:t xml:space="preserve"> u </w:t>
+      </w:r>
+      <w:proofErr w:type="spellStart"/>
+      <w:r>
+        <w:t>sistem</w:t>
+      </w:r>
+      <w:proofErr w:type="spellEnd"/>
+      <w:r>
+        <w:t>.</w:t>
+      </w:r>
     </w:p>
     <w:p>
       <w:pPr>
@@ -3119,8 +5708,8 @@
           <w:color w:val="auto"/>
         </w:rPr>
       </w:pPr>
-      <w:bookmarkStart w:id="29" w:name="_Toc209865008"/>
-      <w:bookmarkStart w:id="30" w:name="_Toc226806092"/>
+      <w:bookmarkStart w:id="26" w:name="_Toc209865008"/>
+      <w:bookmarkStart w:id="27" w:name="_Toc227265625"/>
       <w:r>
         <w:rPr>
           <w:rStyle w:val="Heading2Char"/>
@@ -3138,9 +5727,19 @@
           <w:color w:val="auto"/>
         </w:rPr>
         <w:tab/>
+      </w:r>
+      <w:proofErr w:type="spellStart"/>
+      <w:r>
+        <w:rPr>
+          <w:rStyle w:val="Heading2Char"/>
+          <w:b/>
+          <w:bCs/>
+          <w:color w:val="auto"/>
+        </w:rPr>
         <w:t>Posledice</w:t>
       </w:r>
-      <w:bookmarkEnd w:id="29"/>
+      <w:bookmarkEnd w:id="26"/>
+      <w:proofErr w:type="spellEnd"/>
       <w:r>
         <w:rPr>
           <w:b/>
@@ -3149,7 +5748,7 @@
         </w:rPr>
         <w:t>.</w:t>
       </w:r>
-      <w:bookmarkEnd w:id="30"/>
+      <w:bookmarkEnd w:id="27"/>
     </w:p>
     <w:p>
       <w:pPr>
@@ -3795,6 +6394,7 @@
     <w:name w:val="Heading 2 Char"/>
     <w:basedOn w:val="DefaultParagraphFont"/>
     <w:link w:val="Heading2"/>
+    <w:uiPriority w:val="9"/>
     <w:qFormat/>
     <w:rPr>
       <w:rFonts w:ascii="Calibri Light" w:eastAsia="Calibri" w:hAnsi="Calibri Light" w:cs="Noto Sans Arabic"/>
